--- a/Documents/personal part/ClassN01_Group_7_Lab_report_main_TranNgocAn.docx
+++ b/Documents/personal part/ClassN01_Group_7_Lab_report_main_TranNgocAn.docx
@@ -2367,7 +2367,7 @@
               <w:tab w:val="right" w:leader="dot" w:pos="9350"/>
             </w:tabs>
             <w:rPr>
-              <w:rFonts w:asciiTheme="minorHAnsi" w:eastAsiaTheme="minorEastAsia" w:hAnsiTheme="minorHAnsi" w:cstheme="minorBidi"/>
+              <w:rFonts w:eastAsiaTheme="minorEastAsia"/>
               <w:noProof/>
               <w:kern w:val="2"/>
               <w:sz w:val="28"/>
@@ -2466,7 +2466,7 @@
               <w:tab w:val="right" w:leader="dot" w:pos="9350"/>
             </w:tabs>
             <w:rPr>
-              <w:rFonts w:asciiTheme="minorHAnsi" w:eastAsiaTheme="minorEastAsia" w:hAnsiTheme="minorHAnsi" w:cstheme="minorBidi"/>
+              <w:rFonts w:eastAsiaTheme="minorEastAsia"/>
               <w:noProof/>
               <w:kern w:val="2"/>
               <w:sz w:val="28"/>
@@ -2556,7 +2556,7 @@
               <w:tab w:val="right" w:leader="dot" w:pos="9350"/>
             </w:tabs>
             <w:rPr>
-              <w:rFonts w:asciiTheme="minorHAnsi" w:eastAsiaTheme="minorEastAsia" w:hAnsiTheme="minorHAnsi" w:cstheme="minorBidi"/>
+              <w:rFonts w:eastAsiaTheme="minorEastAsia"/>
               <w:noProof/>
               <w:kern w:val="2"/>
               <w:sz w:val="28"/>
@@ -2646,7 +2646,7 @@
               <w:tab w:val="right" w:leader="dot" w:pos="9350"/>
             </w:tabs>
             <w:rPr>
-              <w:rFonts w:asciiTheme="minorHAnsi" w:eastAsiaTheme="minorEastAsia" w:hAnsiTheme="minorHAnsi" w:cstheme="minorBidi"/>
+              <w:rFonts w:eastAsiaTheme="minorEastAsia"/>
               <w:noProof/>
               <w:kern w:val="2"/>
               <w:sz w:val="28"/>
@@ -2736,7 +2736,7 @@
               <w:tab w:val="right" w:leader="dot" w:pos="9350"/>
             </w:tabs>
             <w:rPr>
-              <w:rFonts w:asciiTheme="minorHAnsi" w:eastAsiaTheme="minorEastAsia" w:hAnsiTheme="minorHAnsi" w:cstheme="minorBidi"/>
+              <w:rFonts w:eastAsiaTheme="minorEastAsia"/>
               <w:noProof/>
               <w:kern w:val="2"/>
               <w:sz w:val="28"/>
@@ -2826,7 +2826,7 @@
               <w:tab w:val="right" w:leader="dot" w:pos="9350"/>
             </w:tabs>
             <w:rPr>
-              <w:rFonts w:asciiTheme="minorHAnsi" w:eastAsiaTheme="minorEastAsia" w:hAnsiTheme="minorHAnsi" w:cstheme="minorBidi"/>
+              <w:rFonts w:eastAsiaTheme="minorEastAsia"/>
               <w:noProof/>
               <w:kern w:val="2"/>
               <w:sz w:val="28"/>
@@ -2916,7 +2916,7 @@
               <w:tab w:val="right" w:leader="dot" w:pos="9350"/>
             </w:tabs>
             <w:rPr>
-              <w:rFonts w:asciiTheme="minorHAnsi" w:eastAsiaTheme="minorEastAsia" w:hAnsiTheme="minorHAnsi" w:cstheme="minorBidi"/>
+              <w:rFonts w:eastAsiaTheme="minorEastAsia"/>
               <w:noProof/>
               <w:kern w:val="2"/>
               <w:sz w:val="28"/>
@@ -2986,7 +2986,7 @@
                 <w:sz w:val="28"/>
                 <w:szCs w:val="28"/>
               </w:rPr>
-              <w:t>21</w:t>
+              <w:t>20</w:t>
             </w:r>
             <w:r>
               <w:rPr>
@@ -3006,7 +3006,7 @@
               <w:tab w:val="right" w:leader="dot" w:pos="9350"/>
             </w:tabs>
             <w:rPr>
-              <w:rFonts w:asciiTheme="minorHAnsi" w:eastAsiaTheme="minorEastAsia" w:hAnsiTheme="minorHAnsi" w:cstheme="minorBidi"/>
+              <w:rFonts w:eastAsiaTheme="minorEastAsia"/>
               <w:noProof/>
               <w:kern w:val="2"/>
               <w:sz w:val="28"/>
@@ -3096,7 +3096,7 @@
               <w:tab w:val="right" w:leader="dot" w:pos="9350"/>
             </w:tabs>
             <w:rPr>
-              <w:rFonts w:asciiTheme="minorHAnsi" w:eastAsiaTheme="minorEastAsia" w:hAnsiTheme="minorHAnsi" w:cstheme="minorBidi"/>
+              <w:rFonts w:eastAsiaTheme="minorEastAsia"/>
               <w:noProof/>
               <w:kern w:val="2"/>
               <w:sz w:val="28"/>
@@ -3186,7 +3186,7 @@
               <w:tab w:val="right" w:leader="dot" w:pos="9350"/>
             </w:tabs>
             <w:rPr>
-              <w:rFonts w:asciiTheme="minorHAnsi" w:eastAsiaTheme="minorEastAsia" w:hAnsiTheme="minorHAnsi" w:cstheme="minorBidi"/>
+              <w:rFonts w:eastAsiaTheme="minorEastAsia"/>
               <w:noProof/>
               <w:kern w:val="2"/>
               <w:sz w:val="28"/>
@@ -3276,7 +3276,7 @@
               <w:tab w:val="right" w:leader="dot" w:pos="9350"/>
             </w:tabs>
             <w:rPr>
-              <w:rFonts w:asciiTheme="minorHAnsi" w:eastAsiaTheme="minorEastAsia" w:hAnsiTheme="minorHAnsi" w:cstheme="minorBidi"/>
+              <w:rFonts w:eastAsiaTheme="minorEastAsia"/>
               <w:noProof/>
               <w:kern w:val="2"/>
               <w:sz w:val="28"/>
@@ -3366,7 +3366,7 @@
               <w:tab w:val="right" w:leader="dot" w:pos="9350"/>
             </w:tabs>
             <w:rPr>
-              <w:rFonts w:asciiTheme="minorHAnsi" w:eastAsiaTheme="minorEastAsia" w:hAnsiTheme="minorHAnsi" w:cstheme="minorBidi"/>
+              <w:rFonts w:eastAsiaTheme="minorEastAsia"/>
               <w:noProof/>
               <w:kern w:val="2"/>
               <w:sz w:val="24"/>
@@ -3436,7 +3436,7 @@
                 <w:sz w:val="28"/>
                 <w:szCs w:val="28"/>
               </w:rPr>
-              <w:t>28</w:t>
+              <w:t>27</w:t>
             </w:r>
             <w:r>
               <w:rPr>
@@ -3457,7 +3457,7 @@
             <w:spacing w:before="60"/>
             <w:ind w:left="360"/>
             <w:rPr>
-              <w:rFonts w:ascii="Arial" w:eastAsia="Arial" w:hAnsi="Arial" w:cs="Arial"/>
+              <w:rFonts w:eastAsia="Arial"/>
               <w:color w:val="000000"/>
             </w:rPr>
           </w:pPr>
@@ -3482,6 +3482,9 @@
         </w:rPr>
       </w:pPr>
       <w:r>
+        <w:rPr>
+          <w:rFonts w:ascii="Times New Roman" w:hAnsi="Times New Roman" w:cs="Times New Roman"/>
+        </w:rPr>
         <w:br w:type="page"/>
       </w:r>
       <w:bookmarkStart w:id="0" w:name="_Toc223366112"/>
@@ -3575,8 +3578,18 @@
           <w:sz w:val="30"/>
           <w:szCs w:val="30"/>
         </w:rPr>
-        <w:t>2</w:t>
+        <w:t>2. Architectural Design &amp; Implementation</w:t>
       </w:r>
+      <w:bookmarkEnd w:id="1"/>
+    </w:p>
+    <w:p>
+      <w:pPr>
+        <w:pStyle w:val="Heading2"/>
+        <w:rPr>
+          <w:rFonts w:ascii="Times New Roman" w:hAnsi="Times New Roman" w:cs="Times New Roman"/>
+        </w:rPr>
+      </w:pPr>
+      <w:bookmarkStart w:id="2" w:name="_Toc223366114"/>
       <w:r>
         <w:rPr>
           <w:rFonts w:ascii="Times New Roman" w:eastAsia="Times New Roman" w:hAnsi="Times New Roman" w:cs="Times New Roman"/>
@@ -3586,39 +3599,13 @@
           <w:sz w:val="30"/>
           <w:szCs w:val="30"/>
         </w:rPr>
-        <w:t>. Architectural Design &amp; Implementation</w:t>
-      </w:r>
-      <w:bookmarkEnd w:id="1"/>
-    </w:p>
-    <w:p>
-      <w:pPr>
-        <w:pStyle w:val="Heading2"/>
-      </w:pPr>
-      <w:bookmarkStart w:id="2" w:name="_Toc223366114"/>
-      <w:r>
-        <w:rPr>
-          <w:rFonts w:ascii="Times New Roman" w:eastAsia="Times New Roman" w:hAnsi="Times New Roman" w:cs="Times New Roman"/>
-          <w:b/>
-          <w:bCs/>
-          <w:color w:val="000000"/>
-          <w:sz w:val="30"/>
-          <w:szCs w:val="30"/>
-        </w:rPr>
-        <w:t>2</w:t>
-      </w:r>
-      <w:r>
-        <w:rPr>
-          <w:rFonts w:ascii="Times New Roman" w:eastAsia="Times New Roman" w:hAnsi="Times New Roman" w:cs="Times New Roman"/>
-          <w:b/>
-          <w:bCs/>
-          <w:color w:val="000000"/>
-          <w:sz w:val="30"/>
-          <w:szCs w:val="30"/>
-        </w:rPr>
-        <w:t>.1 Architectural Pattern &amp; Layers</w:t>
+        <w:t>2.1 Architectural Pattern &amp; Layers</w:t>
       </w:r>
       <w:bookmarkEnd w:id="2"/>
       <w:r>
+        <w:rPr>
+          <w:rFonts w:ascii="Times New Roman" w:hAnsi="Times New Roman" w:cs="Times New Roman"/>
+        </w:rPr>
         <w:tab/>
       </w:r>
     </w:p>
@@ -3711,7 +3698,6 @@
           <w:sz w:val="26"/>
           <w:szCs w:val="26"/>
         </w:rPr>
-        <w:lastRenderedPageBreak/>
         <w:t>Business Layer – Services (SRC/Arch/services):</w:t>
       </w:r>
     </w:p>
@@ -4882,20 +4868,11 @@
       </w:pPr>
       <w:r>
         <w:rPr>
-          <w:rFonts w:ascii="Cardo" w:eastAsia="Cardo" w:hAnsi="Cardo" w:cs="Cardo"/>
-          <w:sz w:val="26"/>
-          <w:szCs w:val="26"/>
-        </w:rPr>
-        <w:t xml:space="preserve">Domain slices: for each domain (booking, room, payment, wallet, coupon, service requests, staff, reports, users, check‑in/out) there is a cohesive group of modules following the pattern: controllers/&lt;domain&gt;_controller.py ↔ services/&lt;domain&gt;_service.py ↔ repository/&lt;domain&gt;_repository.py ↔ models/&lt;Domain&gt;.py ↔ views/&lt;domain&gt;_view.py.  For example, booking_controller.py, booking_service.py, booking_repository.py, booking.py, </w:t>
-      </w:r>
-      <w:r>
-        <w:rPr>
-          <w:rFonts w:ascii="Cardo" w:eastAsia="Cardo" w:hAnsi="Cardo" w:cs="Cardo"/>
-          <w:sz w:val="26"/>
-          <w:szCs w:val="26"/>
-        </w:rPr>
-        <w:lastRenderedPageBreak/>
-        <w:t>and booking_view.py together implement the booking slice.</w:t>
+          <w:rFonts w:eastAsia="Cardo"/>
+          <w:sz w:val="26"/>
+          <w:szCs w:val="26"/>
+        </w:rPr>
+        <w:t>Domain slices: for each domain (booking, room, payment, wallet, coupon, service requests, staff, reports, users, check‑in/out) there is a cohesive group of modules following the pattern: controllers/&lt;domain&gt;_controller.py ↔ services/&lt;domain&gt;_service.py ↔ repository/&lt;domain&gt;_repository.py ↔ models/&lt;Domain&gt;.py ↔ views/&lt;domain&gt;_view.py.  For example, booking_controller.py, booking_service.py, booking_repository.py, booking.py, and booking_view.py together implement the booking slice.</w:t>
       </w:r>
     </w:p>
     <w:p>
@@ -4915,6 +4892,7 @@
           <w:sz w:val="26"/>
           <w:szCs w:val="26"/>
         </w:rPr>
+        <w:lastRenderedPageBreak/>
         <w:t>Infrastructure code: db_config.py configures MySQL connections; middleware/auth.py implements authentication and RBAC; utils/image_handler.py handles file uploads; SRC/UI/js/api.js encapsulates frontend HTTP calls to the backend.</w:t>
       </w:r>
     </w:p>
@@ -4963,348 +4941,339 @@
           <w:sz w:val="30"/>
           <w:szCs w:val="30"/>
         </w:rPr>
-        <w:t>2</w:t>
+        <w:t>2.2 Technical Stack and Data Model</w:t>
       </w:r>
+      <w:bookmarkEnd w:id="7"/>
+    </w:p>
+    <w:p>
+      <w:pPr>
+        <w:rPr>
+          <w:sz w:val="26"/>
+          <w:szCs w:val="26"/>
+        </w:rPr>
+      </w:pPr>
       <w:r>
         <w:rPr>
-          <w:rFonts w:ascii="Times New Roman" w:eastAsia="Times New Roman" w:hAnsi="Times New Roman" w:cs="Times New Roman"/>
+          <w:sz w:val="26"/>
+          <w:szCs w:val="26"/>
+        </w:rPr>
+        <w:t>Technical Stack:</w:t>
+      </w:r>
+    </w:p>
+    <w:p>
+      <w:pPr>
+        <w:numPr>
+          <w:ilvl w:val="0"/>
+          <w:numId w:val="42"/>
+        </w:numPr>
+        <w:ind w:left="420"/>
+        <w:rPr>
+          <w:sz w:val="26"/>
+          <w:szCs w:val="26"/>
+        </w:rPr>
+      </w:pPr>
+      <w:r>
+        <w:rPr>
+          <w:sz w:val="26"/>
+          <w:szCs w:val="26"/>
+        </w:rPr>
+        <w:t>Backend Framework: Flask (Python) – used to define routes in app.py and integrate controllers, services, and middleware.</w:t>
+      </w:r>
+    </w:p>
+    <w:p>
+      <w:pPr>
+        <w:numPr>
+          <w:ilvl w:val="0"/>
+          <w:numId w:val="42"/>
+        </w:numPr>
+        <w:ind w:left="425"/>
+        <w:rPr>
+          <w:sz w:val="26"/>
+          <w:szCs w:val="26"/>
+        </w:rPr>
+      </w:pPr>
+      <w:r>
+        <w:rPr>
+          <w:sz w:val="26"/>
+          <w:szCs w:val="26"/>
+        </w:rPr>
+        <w:t>CORS: flask_cors.CORS configured to allow frontend (likely served from a different origin) to access /api/ and /uploads/.</w:t>
+      </w:r>
+    </w:p>
+    <w:p>
+      <w:pPr>
+        <w:numPr>
+          <w:ilvl w:val="0"/>
+          <w:numId w:val="42"/>
+        </w:numPr>
+        <w:ind w:left="425"/>
+        <w:rPr>
+          <w:sz w:val="26"/>
+          <w:szCs w:val="26"/>
+        </w:rPr>
+      </w:pPr>
+      <w:r>
+        <w:rPr>
+          <w:sz w:val="26"/>
+          <w:szCs w:val="26"/>
+        </w:rPr>
+        <w:t>Database: MySQL, configured via SRC/Arch/db_config.py. The DatabaseConfig class uses environment variables (DB_HOST, DB_PORT, DB_NAME, DB_USER, DB_PASSWORD) loaded from .env to create connections using mysql.connector.</w:t>
+      </w:r>
+    </w:p>
+    <w:p>
+      <w:pPr>
+        <w:numPr>
+          <w:ilvl w:val="0"/>
+          <w:numId w:val="42"/>
+        </w:numPr>
+        <w:ind w:left="425"/>
+        <w:rPr>
+          <w:sz w:val="26"/>
+          <w:szCs w:val="26"/>
+        </w:rPr>
+      </w:pPr>
+      <w:r>
+        <w:rPr>
+          <w:sz w:val="26"/>
+          <w:szCs w:val="26"/>
+        </w:rPr>
+        <w:t>Data Access Pattern: Repositories use explicit SQL queries to interact with tables. For example, BookingRepository.save inserts into bookings and returns a Booking object.</w:t>
+      </w:r>
+    </w:p>
+    <w:p>
+      <w:pPr>
+        <w:numPr>
+          <w:ilvl w:val="0"/>
+          <w:numId w:val="42"/>
+        </w:numPr>
+        <w:ind w:left="420"/>
+        <w:rPr>
+          <w:sz w:val="26"/>
+          <w:szCs w:val="26"/>
+        </w:rPr>
+      </w:pPr>
+      <w:r>
+        <w:rPr>
+          <w:sz w:val="26"/>
+          <w:szCs w:val="26"/>
+        </w:rPr>
+        <w:t>Frontend: Static HTML/CSS/JS in SRC/UI (index.html, rooms.html, room-detail.html, auth/login.html, auth/register.html, user/dashboard.html, user/my-bookings.html, user/payment.html, user/wallet.html, admin/admin.html, admin/receptionist.html, etc.).</w:t>
+      </w:r>
+    </w:p>
+    <w:p>
+      <w:pPr>
+        <w:numPr>
+          <w:ilvl w:val="0"/>
+          <w:numId w:val="42"/>
+        </w:numPr>
+        <w:ind w:left="425"/>
+        <w:rPr>
+          <w:sz w:val="26"/>
+          <w:szCs w:val="26"/>
+        </w:rPr>
+      </w:pPr>
+      <w:r>
+        <w:rPr>
+          <w:sz w:val="26"/>
+          <w:szCs w:val="26"/>
+        </w:rPr>
+        <w:t>Static &amp; Uploaded Content: SRC/UI/images contains UI images; SRC/uploads/rooms stores uploaded room images. app.py serves uploaded files via the /uploads/&lt;path:filename&gt; route (e.g., /uploads/rooms/&lt;image&gt;.jpg)..</w:t>
+      </w:r>
+    </w:p>
+    <w:p>
+      <w:pPr>
+        <w:rPr>
+          <w:sz w:val="26"/>
+          <w:szCs w:val="26"/>
+        </w:rPr>
+      </w:pPr>
+    </w:p>
+    <w:p>
+      <w:pPr>
+        <w:rPr>
+          <w:sz w:val="26"/>
+          <w:szCs w:val="26"/>
+        </w:rPr>
+      </w:pPr>
+      <w:r>
+        <w:rPr>
+          <w:sz w:val="26"/>
+          <w:szCs w:val="26"/>
+        </w:rPr>
+        <w:t>Data Model:</w:t>
+      </w:r>
+    </w:p>
+    <w:p>
+      <w:pPr>
+        <w:numPr>
+          <w:ilvl w:val="0"/>
+          <w:numId w:val="57"/>
+        </w:numPr>
+        <w:rPr>
+          <w:sz w:val="26"/>
+          <w:szCs w:val="26"/>
+        </w:rPr>
+      </w:pPr>
+      <w:r>
+        <w:rPr>
+          <w:sz w:val="26"/>
+          <w:szCs w:val="26"/>
+        </w:rPr>
+        <w:t>Room: id, room_number, room_type, price, status, capacity, image_url.</w:t>
+      </w:r>
+    </w:p>
+    <w:p>
+      <w:pPr>
+        <w:numPr>
+          <w:ilvl w:val="0"/>
+          <w:numId w:val="57"/>
+        </w:numPr>
+        <w:rPr>
+          <w:sz w:val="26"/>
+          <w:szCs w:val="26"/>
+        </w:rPr>
+      </w:pPr>
+      <w:r>
+        <w:rPr>
+          <w:sz w:val="26"/>
+          <w:szCs w:val="26"/>
+        </w:rPr>
+        <w:t>Booking: id, user_id, guest_name, room_type, room_id, check_in_date, check_out_date, total_price, status, created_at, updated_at.</w:t>
+      </w:r>
+    </w:p>
+    <w:p>
+      <w:pPr>
+        <w:numPr>
+          <w:ilvl w:val="0"/>
+          <w:numId w:val="27"/>
+        </w:numPr>
+        <w:ind w:left="425"/>
+        <w:rPr>
+          <w:sz w:val="26"/>
+          <w:szCs w:val="26"/>
+        </w:rPr>
+      </w:pPr>
+      <w:r>
+        <w:rPr>
+          <w:sz w:val="26"/>
+          <w:szCs w:val="26"/>
+        </w:rPr>
+        <w:t>User: id, name, email, password_hash, role (user, receptionist, admin), etc.</w:t>
+      </w:r>
+    </w:p>
+    <w:p>
+      <w:pPr>
+        <w:numPr>
+          <w:ilvl w:val="0"/>
+          <w:numId w:val="27"/>
+        </w:numPr>
+        <w:ind w:left="425"/>
+        <w:rPr>
+          <w:sz w:val="26"/>
+          <w:szCs w:val="26"/>
+        </w:rPr>
+      </w:pPr>
+      <w:r>
+        <w:rPr>
+          <w:sz w:val="26"/>
+          <w:szCs w:val="26"/>
+        </w:rPr>
+        <w:t>Payment: id, booking_id, user_id, amount, payment_method (cash, wallet, etc.), status (pending, completed, refunded), created_at.</w:t>
+      </w:r>
+    </w:p>
+    <w:p>
+      <w:pPr>
+        <w:numPr>
+          <w:ilvl w:val="0"/>
+          <w:numId w:val="27"/>
+        </w:numPr>
+        <w:ind w:left="425"/>
+        <w:rPr>
+          <w:sz w:val="26"/>
+          <w:szCs w:val="26"/>
+        </w:rPr>
+      </w:pPr>
+      <w:r>
+        <w:rPr>
+          <w:sz w:val="26"/>
+          <w:szCs w:val="26"/>
+        </w:rPr>
+        <w:t>Wallet: id, user_id, balance, created_at, updated_at.</w:t>
+      </w:r>
+    </w:p>
+    <w:p>
+      <w:pPr>
+        <w:numPr>
+          <w:ilvl w:val="0"/>
+          <w:numId w:val="27"/>
+        </w:numPr>
+        <w:ind w:left="425"/>
+        <w:rPr>
+          <w:sz w:val="26"/>
+          <w:szCs w:val="26"/>
+        </w:rPr>
+      </w:pPr>
+      <w:r>
+        <w:rPr>
+          <w:sz w:val="26"/>
+          <w:szCs w:val="26"/>
+        </w:rPr>
+        <w:t>Coupon: id, code, discount_type (percentage/fixed_amount), discount_value, valid_from, valid_to, is_active.</w:t>
+      </w:r>
+    </w:p>
+    <w:p>
+      <w:pPr>
+        <w:numPr>
+          <w:ilvl w:val="0"/>
+          <w:numId w:val="27"/>
+        </w:numPr>
+        <w:ind w:left="425"/>
+        <w:rPr>
+          <w:sz w:val="26"/>
+          <w:szCs w:val="26"/>
+        </w:rPr>
+      </w:pPr>
+      <w:r>
+        <w:rPr>
+          <w:sz w:val="26"/>
+          <w:szCs w:val="26"/>
+        </w:rPr>
+        <w:t>CheckIn: id, booking_id, room_id, check_in_time, check_out_time, status.</w:t>
+      </w:r>
+    </w:p>
+    <w:p>
+      <w:pPr>
+        <w:numPr>
+          <w:ilvl w:val="0"/>
+          <w:numId w:val="27"/>
+        </w:numPr>
+        <w:ind w:left="425"/>
+        <w:rPr>
+          <w:sz w:val="26"/>
+          <w:szCs w:val="26"/>
+        </w:rPr>
+      </w:pPr>
+      <w:r>
+        <w:rPr>
+          <w:sz w:val="26"/>
+          <w:szCs w:val="26"/>
+        </w:rPr>
+        <w:t>Report: id, type (revenue/occupancy/booking), parameters (e.g., date range), generated_at, content/summary fields.</w:t>
+      </w:r>
+    </w:p>
+    <w:p>
+      <w:pPr>
+        <w:pStyle w:val="Heading3"/>
+        <w:rPr>
           <w:b/>
           <w:bCs/>
           <w:color w:val="000000"/>
           <w:sz w:val="30"/>
           <w:szCs w:val="30"/>
         </w:rPr>
-        <w:t>.2 Technical Stack and Data Model</w:t>
-      </w:r>
-      <w:bookmarkEnd w:id="7"/>
-    </w:p>
-    <w:p>
-      <w:pPr>
-        <w:rPr>
-          <w:sz w:val="26"/>
-          <w:szCs w:val="26"/>
-        </w:rPr>
-      </w:pPr>
+      </w:pPr>
+      <w:bookmarkStart w:id="8" w:name="_Toc223366116"/>
       <w:r>
-        <w:rPr>
-          <w:sz w:val="26"/>
-          <w:szCs w:val="26"/>
-        </w:rPr>
-        <w:t>Technical Stack:</w:t>
-      </w:r>
-    </w:p>
-    <w:p>
-      <w:pPr>
-        <w:numPr>
-          <w:ilvl w:val="0"/>
-          <w:numId w:val="42"/>
-        </w:numPr>
-        <w:ind w:left="420"/>
-        <w:rPr>
-          <w:sz w:val="26"/>
-          <w:szCs w:val="26"/>
-        </w:rPr>
-      </w:pPr>
-      <w:r>
-        <w:rPr>
-          <w:sz w:val="26"/>
-          <w:szCs w:val="26"/>
-        </w:rPr>
-        <w:t>Backend Framework: Flask (Python) – used to define routes in app.py and integrate controllers, services, and middleware.</w:t>
-      </w:r>
-    </w:p>
-    <w:p>
-      <w:pPr>
-        <w:numPr>
-          <w:ilvl w:val="0"/>
-          <w:numId w:val="42"/>
-        </w:numPr>
-        <w:ind w:left="425"/>
-        <w:rPr>
-          <w:sz w:val="26"/>
-          <w:szCs w:val="26"/>
-        </w:rPr>
-      </w:pPr>
-      <w:r>
-        <w:rPr>
-          <w:sz w:val="26"/>
-          <w:szCs w:val="26"/>
-        </w:rPr>
-        <w:t>CORS: flask_cors.CORS configured to allow frontend (likely served from a different origin) to access /api/ and /uploads/.</w:t>
-      </w:r>
-    </w:p>
-    <w:p>
-      <w:pPr>
-        <w:numPr>
-          <w:ilvl w:val="0"/>
-          <w:numId w:val="42"/>
-        </w:numPr>
-        <w:ind w:left="425"/>
-        <w:rPr>
-          <w:sz w:val="26"/>
-          <w:szCs w:val="26"/>
-        </w:rPr>
-      </w:pPr>
-      <w:r>
-        <w:rPr>
-          <w:sz w:val="26"/>
-          <w:szCs w:val="26"/>
-        </w:rPr>
-        <w:t>Database: MySQL, configured via SRC/Arch/db_config.py. The DatabaseConfig class uses environment variables (DB_HOST, DB_PORT, DB_NAME, DB_USER, DB_PASSWORD) loaded from .env to create connections using mysql.connector.</w:t>
-      </w:r>
-    </w:p>
-    <w:p>
-      <w:pPr>
-        <w:numPr>
-          <w:ilvl w:val="0"/>
-          <w:numId w:val="42"/>
-        </w:numPr>
-        <w:ind w:left="425"/>
-        <w:rPr>
-          <w:sz w:val="26"/>
-          <w:szCs w:val="26"/>
-        </w:rPr>
-      </w:pPr>
-      <w:r>
-        <w:rPr>
-          <w:sz w:val="26"/>
-          <w:szCs w:val="26"/>
-        </w:rPr>
-        <w:t>Data Access Pattern: Repositories use explicit SQL queries to interact with tables. For example, BookingRepository.save inserts into bookings and returns a Booking object.</w:t>
-      </w:r>
-    </w:p>
-    <w:p>
-      <w:pPr>
-        <w:numPr>
-          <w:ilvl w:val="0"/>
-          <w:numId w:val="42"/>
-        </w:numPr>
-        <w:ind w:left="420"/>
-        <w:rPr>
-          <w:sz w:val="26"/>
-          <w:szCs w:val="26"/>
-        </w:rPr>
-      </w:pPr>
-      <w:r>
-        <w:rPr>
-          <w:sz w:val="26"/>
-          <w:szCs w:val="26"/>
-        </w:rPr>
-        <w:t>Frontend: Static HTML/CSS/JS in SRC/UI (index.html, rooms.html, room-detail.html, auth/login.html, auth/register.html, user/dashboard.html, user/my-bookings.html, user/payment.html, user/wallet.html, admin/admin.html, admin/receptionist.html, etc.).</w:t>
-      </w:r>
-    </w:p>
-    <w:p>
-      <w:pPr>
-        <w:numPr>
-          <w:ilvl w:val="0"/>
-          <w:numId w:val="42"/>
-        </w:numPr>
-        <w:ind w:left="425"/>
-        <w:rPr>
-          <w:sz w:val="26"/>
-          <w:szCs w:val="26"/>
-        </w:rPr>
-      </w:pPr>
-      <w:r>
-        <w:rPr>
-          <w:sz w:val="26"/>
-          <w:szCs w:val="26"/>
-        </w:rPr>
-        <w:t>Static &amp; Uploaded Content: SRC/UI/images contains UI images; SRC/uploads/rooms stores uploaded room images. app.py serves uploaded files via the /uploads/&lt;path:filename&gt; route (e.g., /uploads/rooms/&lt;image&gt;.jpg)..</w:t>
-      </w:r>
-    </w:p>
-    <w:p>
-      <w:pPr>
-        <w:rPr>
-          <w:sz w:val="26"/>
-          <w:szCs w:val="26"/>
-        </w:rPr>
-      </w:pPr>
-    </w:p>
-    <w:p>
-      <w:pPr>
-        <w:rPr>
-          <w:sz w:val="26"/>
-          <w:szCs w:val="26"/>
-        </w:rPr>
-      </w:pPr>
-      <w:r>
-        <w:rPr>
-          <w:sz w:val="26"/>
-          <w:szCs w:val="26"/>
-        </w:rPr>
-        <w:t>Data Model:</w:t>
-      </w:r>
-    </w:p>
-    <w:p>
-      <w:pPr>
-        <w:numPr>
-          <w:ilvl w:val="0"/>
-          <w:numId w:val="57"/>
-        </w:numPr>
-        <w:rPr>
-          <w:sz w:val="26"/>
-          <w:szCs w:val="26"/>
-        </w:rPr>
-      </w:pPr>
-      <w:r>
-        <w:rPr>
-          <w:sz w:val="26"/>
-          <w:szCs w:val="26"/>
-        </w:rPr>
-        <w:t>Room: id, room_number, room_type, price, status, capacity, image_url.</w:t>
-      </w:r>
-    </w:p>
-    <w:p>
-      <w:pPr>
-        <w:numPr>
-          <w:ilvl w:val="0"/>
-          <w:numId w:val="57"/>
-        </w:numPr>
-        <w:rPr>
-          <w:sz w:val="26"/>
-          <w:szCs w:val="26"/>
-        </w:rPr>
-      </w:pPr>
-      <w:r>
-        <w:rPr>
-          <w:sz w:val="26"/>
-          <w:szCs w:val="26"/>
-        </w:rPr>
-        <w:t>Booking: id, user_id, guest_name, room_type, room_id, check_in_date, check_out_date, total_price, status, created_at, updated_at.</w:t>
-      </w:r>
-    </w:p>
-    <w:p>
-      <w:pPr>
-        <w:numPr>
-          <w:ilvl w:val="0"/>
-          <w:numId w:val="27"/>
-        </w:numPr>
-        <w:ind w:left="425"/>
-        <w:rPr>
-          <w:sz w:val="26"/>
-          <w:szCs w:val="26"/>
-        </w:rPr>
-      </w:pPr>
-      <w:r>
-        <w:rPr>
-          <w:sz w:val="26"/>
-          <w:szCs w:val="26"/>
-        </w:rPr>
-        <w:t>User: id, name, email, password_hash, role (user, receptionist, admin), etc.</w:t>
-      </w:r>
-    </w:p>
-    <w:p>
-      <w:pPr>
-        <w:numPr>
-          <w:ilvl w:val="0"/>
-          <w:numId w:val="27"/>
-        </w:numPr>
-        <w:ind w:left="425"/>
-        <w:rPr>
-          <w:sz w:val="26"/>
-          <w:szCs w:val="26"/>
-        </w:rPr>
-      </w:pPr>
-      <w:r>
-        <w:rPr>
-          <w:sz w:val="26"/>
-          <w:szCs w:val="26"/>
-        </w:rPr>
-        <w:t>Payment: id, booking_id, user_id, amount, payment_method (cash, wallet, etc.), status (pending, completed, refunded), created_at.</w:t>
-      </w:r>
-    </w:p>
-    <w:p>
-      <w:pPr>
-        <w:numPr>
-          <w:ilvl w:val="0"/>
-          <w:numId w:val="27"/>
-        </w:numPr>
-        <w:ind w:left="425"/>
-        <w:rPr>
-          <w:sz w:val="26"/>
-          <w:szCs w:val="26"/>
-        </w:rPr>
-      </w:pPr>
-      <w:r>
-        <w:rPr>
-          <w:sz w:val="26"/>
-          <w:szCs w:val="26"/>
-        </w:rPr>
-        <w:t>Wallet: id, user_id, balance, created_at, updated_at.</w:t>
-      </w:r>
-    </w:p>
-    <w:p>
-      <w:pPr>
-        <w:numPr>
-          <w:ilvl w:val="0"/>
-          <w:numId w:val="27"/>
-        </w:numPr>
-        <w:ind w:left="425"/>
-        <w:rPr>
-          <w:sz w:val="26"/>
-          <w:szCs w:val="26"/>
-        </w:rPr>
-      </w:pPr>
-      <w:r>
-        <w:rPr>
-          <w:sz w:val="26"/>
-          <w:szCs w:val="26"/>
-        </w:rPr>
-        <w:t>Coupon: id, code, discount_type (percentage/fixed_amount), discount_value, valid_from, valid_to, is_active.</w:t>
-      </w:r>
-    </w:p>
-    <w:p>
-      <w:pPr>
-        <w:numPr>
-          <w:ilvl w:val="0"/>
-          <w:numId w:val="27"/>
-        </w:numPr>
-        <w:ind w:left="425"/>
-        <w:rPr>
-          <w:sz w:val="26"/>
-          <w:szCs w:val="26"/>
-        </w:rPr>
-      </w:pPr>
-      <w:r>
-        <w:rPr>
-          <w:sz w:val="26"/>
-          <w:szCs w:val="26"/>
-        </w:rPr>
-        <w:t>CheckIn: id, booking_id, room_id, check_in_time, check_out_time, status.</w:t>
-      </w:r>
-    </w:p>
-    <w:p>
-      <w:pPr>
-        <w:numPr>
-          <w:ilvl w:val="0"/>
-          <w:numId w:val="27"/>
-        </w:numPr>
-        <w:ind w:left="425"/>
-        <w:rPr>
-          <w:sz w:val="26"/>
-          <w:szCs w:val="26"/>
-        </w:rPr>
-      </w:pPr>
-      <w:r>
-        <w:rPr>
-          <w:sz w:val="26"/>
-          <w:szCs w:val="26"/>
-        </w:rPr>
-        <w:t xml:space="preserve">Report: id, type (revenue/occupancy/booking), parameters (e.g., date range), </w:t>
-      </w:r>
-      <w:r>
-        <w:rPr>
-          <w:sz w:val="26"/>
-          <w:szCs w:val="26"/>
-        </w:rPr>
-        <w:lastRenderedPageBreak/>
-        <w:t>generated_at, content/summary fields.</w:t>
-      </w:r>
-    </w:p>
-    <w:p>
-      <w:pPr>
-        <w:pStyle w:val="Heading3"/>
         <w:rPr>
           <w:b/>
           <w:bCs/>
@@ -5312,27 +5281,8 @@
           <w:sz w:val="30"/>
           <w:szCs w:val="30"/>
         </w:rPr>
-      </w:pPr>
-      <w:bookmarkStart w:id="8" w:name="_Toc223366116"/>
-      <w:r>
-        <w:rPr>
-          <w:b/>
-          <w:bCs/>
-          <w:color w:val="000000"/>
-          <w:sz w:val="30"/>
-          <w:szCs w:val="30"/>
-        </w:rPr>
-        <w:t>2</w:t>
-      </w:r>
-      <w:r>
-        <w:rPr>
-          <w:b/>
-          <w:bCs/>
-          <w:color w:val="000000"/>
-          <w:sz w:val="30"/>
-          <w:szCs w:val="30"/>
-        </w:rPr>
-        <w:t>.2.1 Data Relationships</w:t>
+        <w:lastRenderedPageBreak/>
+        <w:t>2.2.1 Data Relationships</w:t>
       </w:r>
       <w:bookmarkEnd w:id="8"/>
       <w:r>
@@ -6664,7 +6614,6 @@
                 <w:sz w:val="26"/>
                 <w:szCs w:val="26"/>
               </w:rPr>
-              <w:lastRenderedPageBreak/>
               <w:t>US7</w:t>
             </w:r>
           </w:p>
@@ -6989,6 +6938,7 @@
                 <w:sz w:val="26"/>
                 <w:szCs w:val="26"/>
               </w:rPr>
+              <w:lastRenderedPageBreak/>
               <w:t>US9</w:t>
             </w:r>
           </w:p>
@@ -8748,7 +8698,7 @@
             </w:pPr>
             <w:r>
               <w:rPr>
-                <w:rFonts w:ascii="Cardo" w:eastAsia="Cardo" w:hAnsi="Cardo" w:cs="Cardo"/>
+                <w:rFonts w:eastAsia="Cardo"/>
                 <w:sz w:val="26"/>
                 <w:szCs w:val="26"/>
               </w:rPr>
@@ -11042,7 +10992,6 @@
                 <w:sz w:val="26"/>
                 <w:szCs w:val="26"/>
               </w:rPr>
-              <w:lastRenderedPageBreak/>
               <w:t>RM11</w:t>
             </w:r>
           </w:p>
@@ -11209,6 +11158,7 @@
           <w:sz w:val="26"/>
           <w:szCs w:val="26"/>
         </w:rPr>
+        <w:lastRenderedPageBreak/>
         <w:t>Bookings table:</w:t>
       </w:r>
     </w:p>
@@ -11668,7 +11618,7 @@
             </w:pPr>
             <w:r>
               <w:rPr>
-                <w:rFonts w:ascii="Cardo" w:eastAsia="Cardo" w:hAnsi="Cardo" w:cs="Cardo"/>
+                <w:rFonts w:eastAsia="Cardo"/>
                 <w:sz w:val="26"/>
                 <w:szCs w:val="26"/>
               </w:rPr>
@@ -12155,7 +12105,7 @@
             </w:pPr>
             <w:r>
               <w:rPr>
-                <w:rFonts w:ascii="Cardo" w:eastAsia="Cardo" w:hAnsi="Cardo" w:cs="Cardo"/>
+                <w:rFonts w:eastAsia="Cardo"/>
                 <w:sz w:val="26"/>
                 <w:szCs w:val="26"/>
               </w:rPr>
@@ -13858,7 +13808,7 @@
             </w:pPr>
             <w:r>
               <w:rPr>
-                <w:rFonts w:ascii="Cardo" w:eastAsia="Cardo" w:hAnsi="Cardo" w:cs="Cardo"/>
+                <w:rFonts w:eastAsia="Cardo"/>
                 <w:sz w:val="26"/>
                 <w:szCs w:val="26"/>
               </w:rPr>
@@ -14166,15 +14116,7 @@
                 <w:sz w:val="26"/>
                 <w:szCs w:val="26"/>
               </w:rPr>
-              <w:t>payment_met</w:t>
-            </w:r>
-            <w:r>
-              <w:rPr>
-                <w:sz w:val="26"/>
-                <w:szCs w:val="26"/>
-              </w:rPr>
-              <w:lastRenderedPageBreak/>
-              <w:t>hod</w:t>
+              <w:t>payment_method</w:t>
             </w:r>
           </w:p>
         </w:tc>
@@ -14194,16 +14136,7 @@
                 <w:sz w:val="26"/>
                 <w:szCs w:val="26"/>
               </w:rPr>
-              <w:lastRenderedPageBreak/>
-              <w:t xml:space="preserve">Payment </w:t>
-            </w:r>
-            <w:r>
-              <w:rPr>
-                <w:sz w:val="26"/>
-                <w:szCs w:val="26"/>
-              </w:rPr>
-              <w:lastRenderedPageBreak/>
-              <w:t>method</w:t>
+              <w:t>Payment method</w:t>
             </w:r>
           </w:p>
         </w:tc>
@@ -14223,7 +14156,6 @@
                 <w:sz w:val="26"/>
                 <w:szCs w:val="26"/>
               </w:rPr>
-              <w:lastRenderedPageBreak/>
               <w:t>N</w:t>
             </w:r>
           </w:p>
@@ -14630,6 +14562,7 @@
                 <w:sz w:val="26"/>
                 <w:szCs w:val="26"/>
               </w:rPr>
+              <w:lastRenderedPageBreak/>
               <w:t>PM7</w:t>
             </w:r>
           </w:p>
@@ -16633,7 +16566,7 @@
             </w:pPr>
             <w:r>
               <w:rPr>
-                <w:rFonts w:ascii="Cardo" w:eastAsia="Cardo" w:hAnsi="Cardo" w:cs="Cardo"/>
+                <w:rFonts w:eastAsia="Cardo"/>
                 <w:sz w:val="26"/>
                 <w:szCs w:val="26"/>
               </w:rPr>
@@ -16796,7 +16729,7 @@
             </w:pPr>
             <w:r>
               <w:rPr>
-                <w:rFonts w:ascii="Cardo" w:eastAsia="Cardo" w:hAnsi="Cardo" w:cs="Cardo"/>
+                <w:rFonts w:eastAsia="Cardo"/>
                 <w:sz w:val="26"/>
                 <w:szCs w:val="26"/>
               </w:rPr>
@@ -17628,115 +17561,119 @@
                 <w:sz w:val="26"/>
                 <w:szCs w:val="26"/>
               </w:rPr>
-              <w:t xml:space="preserve">Data </w:t>
-            </w:r>
-            <w:r>
+              <w:t>Data Object</w:t>
+            </w:r>
+          </w:p>
+        </w:tc>
+        <w:tc>
+          <w:tcPr>
+            <w:tcW w:w="1800" w:type="dxa"/>
+          </w:tcPr>
+          <w:p>
+            <w:pPr>
               <w:rPr>
                 <w:b/>
                 <w:bCs/>
                 <w:sz w:val="26"/>
                 <w:szCs w:val="26"/>
               </w:rPr>
-              <w:lastRenderedPageBreak/>
-              <w:t>Object</w:t>
-            </w:r>
-          </w:p>
-        </w:tc>
-        <w:tc>
-          <w:tcPr>
-            <w:tcW w:w="1800" w:type="dxa"/>
-          </w:tcPr>
-          <w:p>
-            <w:pPr>
+            </w:pPr>
+            <w:r>
               <w:rPr>
                 <w:b/>
                 <w:bCs/>
                 <w:sz w:val="26"/>
                 <w:szCs w:val="26"/>
               </w:rPr>
-            </w:pPr>
-            <w:r>
+              <w:t>Field name</w:t>
+            </w:r>
+          </w:p>
+        </w:tc>
+        <w:tc>
+          <w:tcPr>
+            <w:tcW w:w="1515" w:type="dxa"/>
+          </w:tcPr>
+          <w:p>
+            <w:pPr>
               <w:rPr>
                 <w:b/>
                 <w:bCs/>
                 <w:sz w:val="26"/>
                 <w:szCs w:val="26"/>
               </w:rPr>
-              <w:lastRenderedPageBreak/>
-              <w:t>Field name</w:t>
-            </w:r>
-          </w:p>
-        </w:tc>
-        <w:tc>
-          <w:tcPr>
-            <w:tcW w:w="1515" w:type="dxa"/>
-          </w:tcPr>
-          <w:p>
-            <w:pPr>
+            </w:pPr>
+            <w:r>
               <w:rPr>
                 <w:b/>
                 <w:bCs/>
                 <w:sz w:val="26"/>
                 <w:szCs w:val="26"/>
               </w:rPr>
-            </w:pPr>
-            <w:r>
+              <w:t>Description</w:t>
+            </w:r>
+          </w:p>
+        </w:tc>
+        <w:tc>
+          <w:tcPr>
+            <w:tcW w:w="1170" w:type="dxa"/>
+          </w:tcPr>
+          <w:p>
+            <w:pPr>
               <w:rPr>
                 <w:b/>
                 <w:bCs/>
                 <w:sz w:val="26"/>
                 <w:szCs w:val="26"/>
               </w:rPr>
-              <w:t>Description</w:t>
-            </w:r>
-          </w:p>
-        </w:tc>
-        <w:tc>
-          <w:tcPr>
-            <w:tcW w:w="1170" w:type="dxa"/>
-          </w:tcPr>
-          <w:p>
-            <w:pPr>
+            </w:pPr>
+            <w:r>
               <w:rPr>
                 <w:b/>
                 <w:bCs/>
                 <w:sz w:val="26"/>
                 <w:szCs w:val="26"/>
               </w:rPr>
-            </w:pPr>
-            <w:r>
+              <w:t>Unique?</w:t>
+            </w:r>
+          </w:p>
+        </w:tc>
+        <w:tc>
+          <w:tcPr>
+            <w:tcW w:w="1050" w:type="dxa"/>
+          </w:tcPr>
+          <w:p>
+            <w:pPr>
               <w:rPr>
                 <w:b/>
                 <w:bCs/>
                 <w:sz w:val="26"/>
                 <w:szCs w:val="26"/>
               </w:rPr>
-              <w:t>Unique?</w:t>
-            </w:r>
-          </w:p>
-        </w:tc>
-        <w:tc>
-          <w:tcPr>
-            <w:tcW w:w="1050" w:type="dxa"/>
-          </w:tcPr>
-          <w:p>
-            <w:pPr>
+            </w:pPr>
+            <w:r>
               <w:rPr>
                 <w:b/>
                 <w:bCs/>
                 <w:sz w:val="26"/>
                 <w:szCs w:val="26"/>
               </w:rPr>
-            </w:pPr>
-            <w:r>
+              <w:t>Data type</w:t>
+            </w:r>
+          </w:p>
+        </w:tc>
+        <w:tc>
+          <w:tcPr>
+            <w:tcW w:w="1020" w:type="dxa"/>
+          </w:tcPr>
+          <w:p>
+            <w:pPr>
               <w:rPr>
                 <w:b/>
                 <w:bCs/>
                 <w:sz w:val="26"/>
                 <w:szCs w:val="26"/>
               </w:rPr>
-              <w:t xml:space="preserve">Data </w:t>
-            </w:r>
+            </w:pPr>
             <w:r>
               <w:rPr>
                 <w:b/>
@@ -17744,14 +17681,13 @@
                 <w:sz w:val="26"/>
                 <w:szCs w:val="26"/>
               </w:rPr>
-              <w:lastRenderedPageBreak/>
-              <w:t>type</w:t>
-            </w:r>
-          </w:p>
-        </w:tc>
-        <w:tc>
-          <w:tcPr>
-            <w:tcW w:w="1020" w:type="dxa"/>
+              <w:t>Length</w:t>
+            </w:r>
+          </w:p>
+        </w:tc>
+        <w:tc>
+          <w:tcPr>
+            <w:tcW w:w="1035" w:type="dxa"/>
           </w:tcPr>
           <w:p>
             <w:pPr>
@@ -17769,31 +17705,6 @@
                 <w:sz w:val="26"/>
                 <w:szCs w:val="26"/>
               </w:rPr>
-              <w:lastRenderedPageBreak/>
-              <w:t>Length</w:t>
-            </w:r>
-          </w:p>
-        </w:tc>
-        <w:tc>
-          <w:tcPr>
-            <w:tcW w:w="1035" w:type="dxa"/>
-          </w:tcPr>
-          <w:p>
-            <w:pPr>
-              <w:rPr>
-                <w:b/>
-                <w:bCs/>
-                <w:sz w:val="26"/>
-                <w:szCs w:val="26"/>
-              </w:rPr>
-            </w:pPr>
-            <w:r>
-              <w:rPr>
-                <w:b/>
-                <w:bCs/>
-                <w:sz w:val="26"/>
-                <w:szCs w:val="26"/>
-              </w:rPr>
               <w:t>Req’d?</w:t>
             </w:r>
           </w:p>
@@ -18160,7 +18071,15 @@
                 <w:sz w:val="26"/>
                 <w:szCs w:val="26"/>
               </w:rPr>
-              <w:t>coupons</w:t>
+              <w:t>coupon</w:t>
+            </w:r>
+            <w:r>
+              <w:rPr>
+                <w:sz w:val="26"/>
+                <w:szCs w:val="26"/>
+              </w:rPr>
+              <w:lastRenderedPageBreak/>
+              <w:t>s</w:t>
             </w:r>
           </w:p>
         </w:tc>
@@ -18180,6 +18099,7 @@
                 <w:sz w:val="26"/>
                 <w:szCs w:val="26"/>
               </w:rPr>
+              <w:lastRenderedPageBreak/>
               <w:t>discount_type</w:t>
             </w:r>
           </w:p>
@@ -18200,7 +18120,15 @@
                 <w:sz w:val="26"/>
                 <w:szCs w:val="26"/>
               </w:rPr>
-              <w:t>coupons  discount type</w:t>
+              <w:t xml:space="preserve">coupons  </w:t>
+            </w:r>
+            <w:r>
+              <w:rPr>
+                <w:sz w:val="26"/>
+                <w:szCs w:val="26"/>
+              </w:rPr>
+              <w:lastRenderedPageBreak/>
+              <w:t>discount type</w:t>
             </w:r>
           </w:p>
         </w:tc>
@@ -18220,6 +18148,7 @@
                 <w:sz w:val="26"/>
                 <w:szCs w:val="26"/>
               </w:rPr>
+              <w:lastRenderedPageBreak/>
               <w:t>N</w:t>
             </w:r>
           </w:p>
@@ -19413,7 +19342,7 @@
             </w:pPr>
             <w:r>
               <w:rPr>
-                <w:rFonts w:ascii="Cardo" w:eastAsia="Cardo" w:hAnsi="Cardo" w:cs="Cardo"/>
+                <w:rFonts w:eastAsia="Cardo"/>
                 <w:sz w:val="26"/>
                 <w:szCs w:val="26"/>
               </w:rPr>
@@ -19576,7 +19505,7 @@
             </w:pPr>
             <w:r>
               <w:rPr>
-                <w:rFonts w:ascii="Cardo" w:eastAsia="Cardo" w:hAnsi="Cardo" w:cs="Cardo"/>
+                <w:rFonts w:eastAsia="Cardo"/>
                 <w:sz w:val="26"/>
                 <w:szCs w:val="26"/>
               </w:rPr>
@@ -20250,15 +20179,7 @@
                 <w:sz w:val="26"/>
                 <w:szCs w:val="26"/>
               </w:rPr>
-              <w:t>CI</w:t>
-            </w:r>
-            <w:r>
-              <w:rPr>
-                <w:sz w:val="26"/>
-                <w:szCs w:val="26"/>
-              </w:rPr>
-              <w:lastRenderedPageBreak/>
-              <w:t>1</w:t>
+              <w:t>CI1</w:t>
             </w:r>
           </w:p>
         </w:tc>
@@ -20278,16 +20199,7 @@
                 <w:sz w:val="26"/>
                 <w:szCs w:val="26"/>
               </w:rPr>
-              <w:lastRenderedPageBreak/>
-              <w:t>checkin</w:t>
-            </w:r>
-            <w:r>
-              <w:rPr>
-                <w:sz w:val="26"/>
-                <w:szCs w:val="26"/>
-              </w:rPr>
-              <w:lastRenderedPageBreak/>
-              <w:t>s</w:t>
+              <w:t>checkins</w:t>
             </w:r>
           </w:p>
         </w:tc>
@@ -20307,7 +20219,6 @@
                 <w:sz w:val="26"/>
                 <w:szCs w:val="26"/>
               </w:rPr>
-              <w:lastRenderedPageBreak/>
               <w:t>id</w:t>
             </w:r>
           </w:p>
@@ -20487,7 +20398,7 @@
             </w:pPr>
             <w:r>
               <w:rPr>
-                <w:rFonts w:ascii="Cardo" w:eastAsia="Cardo" w:hAnsi="Cardo" w:cs="Cardo"/>
+                <w:rFonts w:eastAsia="Cardo"/>
                 <w:sz w:val="26"/>
                 <w:szCs w:val="26"/>
               </w:rPr>
@@ -20650,7 +20561,7 @@
             </w:pPr>
             <w:r>
               <w:rPr>
-                <w:rFonts w:ascii="Cardo" w:eastAsia="Cardo" w:hAnsi="Cardo" w:cs="Cardo"/>
+                <w:rFonts w:eastAsia="Cardo"/>
                 <w:sz w:val="26"/>
                 <w:szCs w:val="26"/>
               </w:rPr>
@@ -20813,7 +20724,7 @@
             </w:pPr>
             <w:r>
               <w:rPr>
-                <w:rFonts w:ascii="Cardo" w:eastAsia="Cardo" w:hAnsi="Cardo" w:cs="Cardo"/>
+                <w:rFonts w:eastAsia="Cardo"/>
                 <w:sz w:val="26"/>
                 <w:szCs w:val="26"/>
               </w:rPr>
@@ -20919,6 +20830,7 @@
                 <w:sz w:val="26"/>
                 <w:szCs w:val="26"/>
               </w:rPr>
+              <w:lastRenderedPageBreak/>
               <w:t>CI5</w:t>
             </w:r>
           </w:p>
@@ -21544,7 +21456,7 @@
             </w:pPr>
             <w:r>
               <w:rPr>
-                <w:rFonts w:ascii="Cardo" w:eastAsia="Cardo" w:hAnsi="Cardo" w:cs="Cardo"/>
+                <w:rFonts w:eastAsia="Cardo"/>
                 <w:sz w:val="26"/>
                 <w:szCs w:val="26"/>
               </w:rPr>
@@ -21707,7 +21619,7 @@
             </w:pPr>
             <w:r>
               <w:rPr>
-                <w:rFonts w:ascii="Cardo" w:eastAsia="Cardo" w:hAnsi="Cardo" w:cs="Cardo"/>
+                <w:rFonts w:eastAsia="Cardo"/>
                 <w:sz w:val="26"/>
                 <w:szCs w:val="26"/>
               </w:rPr>
@@ -22600,7 +22512,7 @@
             </w:pPr>
             <w:r>
               <w:rPr>
-                <w:rFonts w:ascii="Cardo" w:eastAsia="Cardo" w:hAnsi="Cardo" w:cs="Cardo"/>
+                <w:rFonts w:eastAsia="Cardo"/>
                 <w:sz w:val="26"/>
                 <w:szCs w:val="26"/>
               </w:rPr>
@@ -23274,7 +23186,6 @@
                 <w:sz w:val="26"/>
                 <w:szCs w:val="26"/>
               </w:rPr>
-              <w:lastRenderedPageBreak/>
               <w:t>RP2</w:t>
             </w:r>
           </w:p>
@@ -24085,7 +23996,15 @@
                 <w:sz w:val="26"/>
                 <w:szCs w:val="26"/>
               </w:rPr>
-              <w:t>RP7</w:t>
+              <w:t>RP</w:t>
+            </w:r>
+            <w:r>
+              <w:rPr>
+                <w:sz w:val="26"/>
+                <w:szCs w:val="26"/>
+              </w:rPr>
+              <w:lastRenderedPageBreak/>
+              <w:t>7</w:t>
             </w:r>
           </w:p>
         </w:tc>
@@ -24105,6 +24024,7 @@
                 <w:sz w:val="26"/>
                 <w:szCs w:val="26"/>
               </w:rPr>
+              <w:lastRenderedPageBreak/>
               <w:t>reports</w:t>
             </w:r>
           </w:p>
@@ -24142,11 +24062,20 @@
             </w:pPr>
             <w:r>
               <w:rPr>
-                <w:rFonts w:ascii="Cardo" w:eastAsia="Cardo" w:hAnsi="Cardo" w:cs="Cardo"/>
-                <w:sz w:val="26"/>
-                <w:szCs w:val="26"/>
-              </w:rPr>
-              <w:t>FK → users.id</w:t>
+                <w:rFonts w:eastAsia="Cardo"/>
+                <w:sz w:val="26"/>
+                <w:szCs w:val="26"/>
+              </w:rPr>
+              <w:t xml:space="preserve">FK → </w:t>
+            </w:r>
+            <w:r>
+              <w:rPr>
+                <w:rFonts w:eastAsia="Cardo"/>
+                <w:sz w:val="26"/>
+                <w:szCs w:val="26"/>
+              </w:rPr>
+              <w:lastRenderedPageBreak/>
+              <w:t>users.id</w:t>
             </w:r>
           </w:p>
         </w:tc>
@@ -24166,6 +24095,7 @@
                 <w:sz w:val="26"/>
                 <w:szCs w:val="26"/>
               </w:rPr>
+              <w:lastRenderedPageBreak/>
               <w:t>N</w:t>
             </w:r>
           </w:p>
@@ -24422,17 +24352,7 @@
           <w:sz w:val="30"/>
           <w:szCs w:val="30"/>
         </w:rPr>
-        <w:t>2</w:t>
-      </w:r>
-      <w:r>
-        <w:rPr>
-          <w:b/>
-          <w:bCs/>
-          <w:color w:val="000000"/>
-          <w:sz w:val="30"/>
-          <w:szCs w:val="30"/>
-        </w:rPr>
-        <w:t>.2.2 Key State Models (Status Transitions)</w:t>
+        <w:t>2.2.2 Key State Models (Status Transitions)</w:t>
       </w:r>
       <w:bookmarkEnd w:id="10"/>
     </w:p>
@@ -24460,7 +24380,7 @@
       </w:pPr>
       <w:r>
         <w:rPr>
-          <w:rFonts w:ascii="Cardo" w:eastAsia="Cardo" w:hAnsi="Cardo" w:cs="Cardo"/>
+          <w:rFonts w:eastAsia="Cardo"/>
           <w:sz w:val="26"/>
           <w:szCs w:val="26"/>
         </w:rPr>
@@ -24476,7 +24396,7 @@
       </w:pPr>
       <w:r>
         <w:rPr>
-          <w:rFonts w:ascii="Cardo" w:eastAsia="Cardo" w:hAnsi="Cardo" w:cs="Cardo"/>
+          <w:rFonts w:eastAsia="Cardo"/>
           <w:sz w:val="26"/>
           <w:szCs w:val="26"/>
         </w:rPr>
@@ -24576,7 +24496,7 @@
       </w:pPr>
       <w:r>
         <w:rPr>
-          <w:rFonts w:ascii="Cardo" w:eastAsia="Cardo" w:hAnsi="Cardo" w:cs="Cardo"/>
+          <w:rFonts w:eastAsia="Cardo"/>
           <w:sz w:val="26"/>
           <w:szCs w:val="26"/>
         </w:rPr>
@@ -24677,7 +24597,7 @@
       </w:pPr>
       <w:r>
         <w:rPr>
-          <w:rFonts w:ascii="Cardo" w:eastAsia="Cardo" w:hAnsi="Cardo" w:cs="Cardo"/>
+          <w:rFonts w:eastAsia="Cardo"/>
           <w:sz w:val="26"/>
           <w:szCs w:val="26"/>
         </w:rPr>
@@ -24771,18 +24691,7 @@
           <w:sz w:val="30"/>
           <w:szCs w:val="30"/>
         </w:rPr>
-        <w:lastRenderedPageBreak/>
-        <w:t>2</w:t>
-      </w:r>
-      <w:r>
-        <w:rPr>
-          <w:b/>
-          <w:bCs/>
-          <w:color w:val="000000"/>
-          <w:sz w:val="30"/>
-          <w:szCs w:val="30"/>
-        </w:rPr>
-        <w:t>.2.3 API Endpoint Catalog (Core Contracts)</w:t>
+        <w:t>2.2.3 API Endpoint Catalog (Core Contracts)</w:t>
       </w:r>
       <w:bookmarkEnd w:id="13"/>
     </w:p>
@@ -24798,7 +24707,15 @@
           <w:sz w:val="26"/>
           <w:szCs w:val="26"/>
         </w:rPr>
-        <w:t>The following list documents the public API contracts of the monolith (grouped by domain).</w:t>
+        <w:t xml:space="preserve">The following list documents the public API contracts of the monolith (grouped by </w:t>
+      </w:r>
+      <w:r>
+        <w:rPr>
+          <w:sz w:val="26"/>
+          <w:szCs w:val="26"/>
+        </w:rPr>
+        <w:lastRenderedPageBreak/>
+        <w:t>domain).</w:t>
       </w:r>
     </w:p>
     <w:p>
@@ -27118,6 +27035,108 @@
                 <w:sz w:val="26"/>
                 <w:szCs w:val="26"/>
               </w:rPr>
+              <w:t>user / receptionist / admin</w:t>
+            </w:r>
+          </w:p>
+        </w:tc>
+        <w:tc>
+          <w:tcPr>
+            <w:tcW w:w="1686" w:type="dxa"/>
+          </w:tcPr>
+          <w:p>
+            <w:pPr>
+              <w:rPr>
+                <w:sz w:val="26"/>
+                <w:szCs w:val="26"/>
+              </w:rPr>
+            </w:pPr>
+            <w:r>
+              <w:rPr>
+                <w:sz w:val="26"/>
+                <w:szCs w:val="26"/>
+              </w:rPr>
+              <w:t>User Details</w:t>
+            </w:r>
+          </w:p>
+        </w:tc>
+      </w:tr>
+      <w:tr>
+        <w:tc>
+          <w:tcPr>
+            <w:tcW w:w="1274" w:type="dxa"/>
+          </w:tcPr>
+          <w:p>
+            <w:pPr>
+              <w:rPr>
+                <w:sz w:val="26"/>
+                <w:szCs w:val="26"/>
+              </w:rPr>
+            </w:pPr>
+            <w:r>
+              <w:rPr>
+                <w:sz w:val="26"/>
+                <w:szCs w:val="26"/>
+              </w:rPr>
+              <w:t>PUT</w:t>
+            </w:r>
+          </w:p>
+        </w:tc>
+        <w:tc>
+          <w:tcPr>
+            <w:tcW w:w="3285" w:type="dxa"/>
+          </w:tcPr>
+          <w:p>
+            <w:pPr>
+              <w:rPr>
+                <w:sz w:val="26"/>
+                <w:szCs w:val="26"/>
+              </w:rPr>
+            </w:pPr>
+            <w:r>
+              <w:rPr>
+                <w:sz w:val="26"/>
+                <w:szCs w:val="26"/>
+              </w:rPr>
+              <w:t>/api/users/{user_id}/profile</w:t>
+            </w:r>
+          </w:p>
+        </w:tc>
+        <w:tc>
+          <w:tcPr>
+            <w:tcW w:w="932" w:type="dxa"/>
+          </w:tcPr>
+          <w:p>
+            <w:pPr>
+              <w:rPr>
+                <w:sz w:val="26"/>
+                <w:szCs w:val="26"/>
+              </w:rPr>
+            </w:pPr>
+            <w:r>
+              <w:rPr>
+                <w:sz w:val="26"/>
+                <w:szCs w:val="26"/>
+              </w:rPr>
+              <w:t>Yes</w:t>
+            </w:r>
+          </w:p>
+        </w:tc>
+        <w:tc>
+          <w:tcPr>
+            <w:tcW w:w="2173" w:type="dxa"/>
+          </w:tcPr>
+          <w:p>
+            <w:pPr>
+              <w:rPr>
+                <w:sz w:val="26"/>
+                <w:szCs w:val="26"/>
+              </w:rPr>
+            </w:pPr>
+            <w:r>
+              <w:rPr>
+                <w:sz w:val="26"/>
+                <w:szCs w:val="26"/>
+              </w:rPr>
               <w:t xml:space="preserve">user / receptionist </w:t>
             </w:r>
             <w:r>
@@ -27147,7 +27166,15 @@
                 <w:szCs w:val="26"/>
               </w:rPr>
               <w:lastRenderedPageBreak/>
-              <w:t>User Details</w:t>
+              <w:t xml:space="preserve">Update </w:t>
+            </w:r>
+            <w:r>
+              <w:rPr>
+                <w:sz w:val="26"/>
+                <w:szCs w:val="26"/>
+              </w:rPr>
+              <w:lastRenderedPageBreak/>
+              <w:t>Profile</w:t>
             </w:r>
           </w:p>
         </w:tc>
@@ -27169,108 +27196,7 @@
                 <w:sz w:val="26"/>
                 <w:szCs w:val="26"/>
               </w:rPr>
-              <w:t>PUT</w:t>
-            </w:r>
-          </w:p>
-        </w:tc>
-        <w:tc>
-          <w:tcPr>
-            <w:tcW w:w="3285" w:type="dxa"/>
-          </w:tcPr>
-          <w:p>
-            <w:pPr>
-              <w:rPr>
-                <w:sz w:val="26"/>
-                <w:szCs w:val="26"/>
-              </w:rPr>
-            </w:pPr>
-            <w:r>
-              <w:rPr>
-                <w:sz w:val="26"/>
-                <w:szCs w:val="26"/>
-              </w:rPr>
-              <w:t>/api/users/{user_id}/profile</w:t>
-            </w:r>
-          </w:p>
-        </w:tc>
-        <w:tc>
-          <w:tcPr>
-            <w:tcW w:w="932" w:type="dxa"/>
-          </w:tcPr>
-          <w:p>
-            <w:pPr>
-              <w:rPr>
-                <w:sz w:val="26"/>
-                <w:szCs w:val="26"/>
-              </w:rPr>
-            </w:pPr>
-            <w:r>
-              <w:rPr>
-                <w:sz w:val="26"/>
-                <w:szCs w:val="26"/>
-              </w:rPr>
-              <w:t>Yes</w:t>
-            </w:r>
-          </w:p>
-        </w:tc>
-        <w:tc>
-          <w:tcPr>
-            <w:tcW w:w="2173" w:type="dxa"/>
-          </w:tcPr>
-          <w:p>
-            <w:pPr>
-              <w:rPr>
-                <w:sz w:val="26"/>
-                <w:szCs w:val="26"/>
-              </w:rPr>
-            </w:pPr>
-            <w:r>
-              <w:rPr>
-                <w:sz w:val="26"/>
-                <w:szCs w:val="26"/>
-              </w:rPr>
-              <w:t>user / receptionist / admin</w:t>
-            </w:r>
-          </w:p>
-        </w:tc>
-        <w:tc>
-          <w:tcPr>
-            <w:tcW w:w="1686" w:type="dxa"/>
-          </w:tcPr>
-          <w:p>
-            <w:pPr>
-              <w:rPr>
-                <w:sz w:val="26"/>
-                <w:szCs w:val="26"/>
-              </w:rPr>
-            </w:pPr>
-            <w:r>
-              <w:rPr>
-                <w:sz w:val="26"/>
-                <w:szCs w:val="26"/>
-              </w:rPr>
-              <w:t>Update Profile</w:t>
-            </w:r>
-          </w:p>
-        </w:tc>
-      </w:tr>
-      <w:tr>
-        <w:tc>
-          <w:tcPr>
-            <w:tcW w:w="1274" w:type="dxa"/>
-          </w:tcPr>
-          <w:p>
-            <w:pPr>
-              <w:rPr>
-                <w:sz w:val="26"/>
-                <w:szCs w:val="26"/>
-              </w:rPr>
-            </w:pPr>
-            <w:r>
-              <w:rPr>
-                <w:sz w:val="26"/>
-                <w:szCs w:val="26"/>
-              </w:rPr>
+              <w:lastRenderedPageBreak/>
               <w:t>PUT</w:t>
             </w:r>
           </w:p>
@@ -29205,6 +29131,7 @@
                 <w:sz w:val="26"/>
                 <w:szCs w:val="26"/>
               </w:rPr>
+              <w:lastRenderedPageBreak/>
               <w:t>Method</w:t>
             </w:r>
           </w:p>
@@ -31940,17 +31867,7 @@
           <w:sz w:val="30"/>
           <w:szCs w:val="30"/>
         </w:rPr>
-        <w:t>2</w:t>
-      </w:r>
-      <w:r>
-        <w:rPr>
-          <w:b/>
-          <w:bCs/>
-          <w:color w:val="000000"/>
-          <w:sz w:val="30"/>
-          <w:szCs w:val="30"/>
-        </w:rPr>
-        <w:t>.2.4 Authorization Matrix (Role-based Access Control Summary)</w:t>
+        <w:t>2.2.4 Authorization Matrix (Role-based Access Control Summary)</w:t>
       </w:r>
       <w:bookmarkEnd w:id="14"/>
     </w:p>
@@ -32008,7 +31925,6 @@
           <w:sz w:val="26"/>
           <w:szCs w:val="26"/>
         </w:rPr>
-        <w:lastRenderedPageBreak/>
         <w:t>User: booking create/cancel/view own, payments by booking, wallet, request service, apply coupon</w:t>
       </w:r>
     </w:p>
@@ -32028,6 +31944,7 @@
           <w:sz w:val="26"/>
           <w:szCs w:val="26"/>
         </w:rPr>
+        <w:lastRenderedPageBreak/>
         <w:t>Receptionist: booking list/update, assign room, check-in/check-out, manage service requests, payment list</w:t>
       </w:r>
     </w:p>
@@ -32072,1255 +31989,1254 @@
           <w:sz w:val="30"/>
           <w:szCs w:val="30"/>
         </w:rPr>
-        <w:t>2</w:t>
+        <w:t>2.3 Implementation: Server-Side Logic (Flask Backend – Controllers/Services)</w:t>
       </w:r>
+      <w:bookmarkEnd w:id="15"/>
+    </w:p>
+    <w:p>
+      <w:pPr>
+        <w:rPr>
+          <w:sz w:val="26"/>
+          <w:szCs w:val="26"/>
+        </w:rPr>
+      </w:pPr>
       <w:r>
         <w:rPr>
-          <w:rFonts w:ascii="Times New Roman" w:eastAsia="Times New Roman" w:hAnsi="Times New Roman" w:cs="Times New Roman"/>
+          <w:sz w:val="26"/>
+          <w:szCs w:val="26"/>
+        </w:rPr>
+        <w:t>Example: Booking Creation Flow</w:t>
+      </w:r>
+    </w:p>
+    <w:p>
+      <w:pPr>
+        <w:rPr>
+          <w:sz w:val="26"/>
+          <w:szCs w:val="26"/>
+        </w:rPr>
+      </w:pPr>
+      <w:r>
+        <w:rPr>
+          <w:sz w:val="26"/>
+          <w:szCs w:val="26"/>
+        </w:rPr>
+        <w:t>1. The frontend (e.g., from rooms.html or room-detail.html) sends a POST request to /api/bookings with JSON body containing:</w:t>
+      </w:r>
+    </w:p>
+    <w:p>
+      <w:pPr>
+        <w:numPr>
+          <w:ilvl w:val="0"/>
+          <w:numId w:val="37"/>
+        </w:numPr>
+        <w:rPr>
+          <w:sz w:val="26"/>
+          <w:szCs w:val="26"/>
+        </w:rPr>
+      </w:pPr>
+      <w:r>
+        <w:rPr>
+          <w:sz w:val="26"/>
+          <w:szCs w:val="26"/>
+        </w:rPr>
+        <w:t>guest_name</w:t>
+      </w:r>
+    </w:p>
+    <w:p>
+      <w:pPr>
+        <w:numPr>
+          <w:ilvl w:val="0"/>
+          <w:numId w:val="37"/>
+        </w:numPr>
+        <w:rPr>
+          <w:sz w:val="26"/>
+          <w:szCs w:val="26"/>
+        </w:rPr>
+      </w:pPr>
+      <w:r>
+        <w:rPr>
+          <w:sz w:val="26"/>
+          <w:szCs w:val="26"/>
+        </w:rPr>
+        <w:t>room_type</w:t>
+      </w:r>
+    </w:p>
+    <w:p>
+      <w:pPr>
+        <w:numPr>
+          <w:ilvl w:val="0"/>
+          <w:numId w:val="37"/>
+        </w:numPr>
+        <w:rPr>
+          <w:sz w:val="26"/>
+          <w:szCs w:val="26"/>
+        </w:rPr>
+      </w:pPr>
+      <w:r>
+        <w:rPr>
+          <w:sz w:val="26"/>
+          <w:szCs w:val="26"/>
+        </w:rPr>
+        <w:t>check_in_date (and optionally check_out_date)</w:t>
+      </w:r>
+    </w:p>
+    <w:p>
+      <w:pPr>
+        <w:numPr>
+          <w:ilvl w:val="0"/>
+          <w:numId w:val="37"/>
+        </w:numPr>
+        <w:rPr>
+          <w:sz w:val="26"/>
+          <w:szCs w:val="26"/>
+        </w:rPr>
+      </w:pPr>
+      <w:r>
+        <w:rPr>
+          <w:sz w:val="26"/>
+          <w:szCs w:val="26"/>
+        </w:rPr>
+        <w:t>optional total_price override</w:t>
+      </w:r>
+    </w:p>
+    <w:p>
+      <w:pPr>
+        <w:numPr>
+          <w:ilvl w:val="0"/>
+          <w:numId w:val="37"/>
+        </w:numPr>
+        <w:rPr>
+          <w:sz w:val="26"/>
+          <w:szCs w:val="26"/>
+        </w:rPr>
+      </w:pPr>
+      <w:r>
+        <w:rPr>
+          <w:sz w:val="26"/>
+          <w:szCs w:val="26"/>
+        </w:rPr>
+        <w:t>optional payment_method and payment_amount</w:t>
+      </w:r>
+    </w:p>
+    <w:p>
+      <w:pPr>
+        <w:rPr>
+          <w:sz w:val="26"/>
+          <w:szCs w:val="26"/>
+        </w:rPr>
+      </w:pPr>
+      <w:r>
+        <w:rPr>
+          <w:sz w:val="26"/>
+          <w:szCs w:val="26"/>
+        </w:rPr>
+        <w:t>2. app.py defines the route:</w:t>
+      </w:r>
+    </w:p>
+    <w:p>
+      <w:pPr>
+        <w:numPr>
+          <w:ilvl w:val="0"/>
+          <w:numId w:val="28"/>
+        </w:numPr>
+        <w:rPr>
+          <w:sz w:val="26"/>
+          <w:szCs w:val="26"/>
+        </w:rPr>
+      </w:pPr>
+      <w:r>
+        <w:rPr>
+          <w:sz w:val="26"/>
+          <w:szCs w:val="26"/>
+        </w:rPr>
+        <w:t>@app.route('/api/bookings', methods=['POST']) @require_auth def create_booking(): return booking_controller.create_booking()</w:t>
+      </w:r>
+    </w:p>
+    <w:p>
+      <w:pPr>
+        <w:rPr>
+          <w:sz w:val="26"/>
+          <w:szCs w:val="26"/>
+        </w:rPr>
+      </w:pPr>
+      <w:r>
+        <w:rPr>
+          <w:sz w:val="26"/>
+          <w:szCs w:val="26"/>
+        </w:rPr>
+        <w:t>3. BookingController.create_booking() reads request.json, obtains the current user from request.current_user (set by the authentication middleware), and calls BookingService.create_booking(...).</w:t>
+      </w:r>
+    </w:p>
+    <w:p>
+      <w:pPr>
+        <w:rPr>
+          <w:sz w:val="26"/>
+          <w:szCs w:val="26"/>
+        </w:rPr>
+      </w:pPr>
+      <w:r>
+        <w:rPr>
+          <w:sz w:val="26"/>
+          <w:szCs w:val="26"/>
+        </w:rPr>
+        <w:t>4. BookingService.create_booking() performs:</w:t>
+      </w:r>
+    </w:p>
+    <w:p>
+      <w:pPr>
+        <w:numPr>
+          <w:ilvl w:val="0"/>
+          <w:numId w:val="44"/>
+        </w:numPr>
+        <w:rPr>
+          <w:sz w:val="26"/>
+          <w:szCs w:val="26"/>
+        </w:rPr>
+      </w:pPr>
+      <w:r>
+        <w:rPr>
+          <w:sz w:val="26"/>
+          <w:szCs w:val="26"/>
+        </w:rPr>
+        <w:t>Input validation (guest name, room type, dates).</w:t>
+      </w:r>
+    </w:p>
+    <w:p>
+      <w:pPr>
+        <w:numPr>
+          <w:ilvl w:val="0"/>
+          <w:numId w:val="44"/>
+        </w:numPr>
+        <w:rPr>
+          <w:sz w:val="26"/>
+          <w:szCs w:val="26"/>
+        </w:rPr>
+      </w:pPr>
+      <w:r>
+        <w:rPr>
+          <w:sz w:val="26"/>
+          <w:szCs w:val="26"/>
+        </w:rPr>
+        <w:t>Date parsing and validation (no past check-in, check-out after check-in).</w:t>
+      </w:r>
+    </w:p>
+    <w:p>
+      <w:pPr>
+        <w:numPr>
+          <w:ilvl w:val="0"/>
+          <w:numId w:val="44"/>
+        </w:numPr>
+        <w:rPr>
+          <w:sz w:val="26"/>
+          <w:szCs w:val="26"/>
+        </w:rPr>
+      </w:pPr>
+      <w:r>
+        <w:rPr>
+          <w:sz w:val="26"/>
+          <w:szCs w:val="26"/>
+        </w:rPr>
+        <w:t>Room availability check by calling RoomService.search_rooms(..., check_in_date, check_out_date). This uses BookingRepository.find_available_rooms_by_date_range() to exclude rooms with overlapping bookings.</w:t>
+      </w:r>
+    </w:p>
+    <w:p>
+      <w:pPr>
+        <w:numPr>
+          <w:ilvl w:val="0"/>
+          <w:numId w:val="44"/>
+        </w:numPr>
+        <w:rPr>
+          <w:sz w:val="26"/>
+          <w:szCs w:val="26"/>
+        </w:rPr>
+      </w:pPr>
+      <w:r>
+        <w:rPr>
+          <w:sz w:val="26"/>
+          <w:szCs w:val="26"/>
+        </w:rPr>
+        <w:t>Room selection (first available) and status update to "reserved" via RoomRepository.</w:t>
+      </w:r>
+    </w:p>
+    <w:p>
+      <w:pPr>
+        <w:numPr>
+          <w:ilvl w:val="0"/>
+          <w:numId w:val="44"/>
+        </w:numPr>
+        <w:rPr>
+          <w:sz w:val="26"/>
+          <w:szCs w:val="26"/>
+        </w:rPr>
+      </w:pPr>
+      <w:r>
+        <w:rPr>
+          <w:sz w:val="26"/>
+          <w:szCs w:val="26"/>
+        </w:rPr>
+        <w:t>Booking creation via BookingRepository.save(...) within a transaction.</w:t>
+      </w:r>
+    </w:p>
+    <w:p>
+      <w:pPr>
+        <w:numPr>
+          <w:ilvl w:val="0"/>
+          <w:numId w:val="44"/>
+        </w:numPr>
+        <w:rPr>
+          <w:sz w:val="26"/>
+          <w:szCs w:val="26"/>
+        </w:rPr>
+      </w:pPr>
+      <w:r>
+        <w:rPr>
+          <w:sz w:val="26"/>
+          <w:szCs w:val="26"/>
+        </w:rPr>
+        <w:t>Optional payment processing by calling PaymentService.process_payment(...) if payment details were provided. If payment fails, the service releases the room and cancels the booking.</w:t>
+      </w:r>
+    </w:p>
+    <w:p>
+      <w:pPr>
+        <w:rPr>
+          <w:sz w:val="26"/>
+          <w:szCs w:val="26"/>
+        </w:rPr>
+      </w:pPr>
+      <w:r>
+        <w:rPr>
+          <w:sz w:val="26"/>
+          <w:szCs w:val="26"/>
+        </w:rPr>
+        <w:t>5. BookingController then uses BookingView.booking_created(booking) to format a JSON response including booking details for the frontend.</w:t>
+      </w:r>
+    </w:p>
+    <w:p>
+      <w:pPr>
+        <w:rPr>
+          <w:sz w:val="26"/>
+          <w:szCs w:val="26"/>
+        </w:rPr>
+      </w:pPr>
+    </w:p>
+    <w:p>
+      <w:pPr>
+        <w:rPr>
+          <w:sz w:val="26"/>
+          <w:szCs w:val="26"/>
+        </w:rPr>
+      </w:pPr>
+      <w:r>
+        <w:rPr>
+          <w:sz w:val="26"/>
+          <w:szCs w:val="26"/>
+        </w:rPr>
+        <w:t>Example: Booking Cancellation &amp; Refund Flow</w:t>
+      </w:r>
+    </w:p>
+    <w:p>
+      <w:pPr>
+        <w:rPr>
+          <w:sz w:val="26"/>
+          <w:szCs w:val="26"/>
+        </w:rPr>
+      </w:pPr>
+      <w:r>
+        <w:rPr>
+          <w:sz w:val="26"/>
+          <w:szCs w:val="26"/>
+        </w:rPr>
+        <w:t>1. The frontend sends DELETE /api/bookings/&lt;booking_id&gt;, which is protected by</w:t>
+      </w:r>
+    </w:p>
+    <w:p>
+      <w:pPr>
+        <w:rPr>
+          <w:sz w:val="26"/>
+          <w:szCs w:val="26"/>
+        </w:rPr>
+      </w:pPr>
+      <w:r>
+        <w:rPr>
+          <w:sz w:val="26"/>
+          <w:szCs w:val="26"/>
+        </w:rPr>
+        <w:t xml:space="preserve">   @require_auth in app.py.</w:t>
+      </w:r>
+    </w:p>
+    <w:p>
+      <w:pPr>
+        <w:rPr>
+          <w:sz w:val="26"/>
+          <w:szCs w:val="26"/>
+        </w:rPr>
+      </w:pPr>
+      <w:r>
+        <w:rPr>
+          <w:sz w:val="26"/>
+          <w:szCs w:val="26"/>
+        </w:rPr>
+        <w:t>2. BookingController.cancel_booking(booking_id) calls BookingService.cancel_booking.</w:t>
+      </w:r>
+    </w:p>
+    <w:p>
+      <w:pPr>
+        <w:rPr>
+          <w:sz w:val="26"/>
+          <w:szCs w:val="26"/>
+        </w:rPr>
+      </w:pPr>
+      <w:r>
+        <w:rPr>
+          <w:sz w:val="26"/>
+          <w:szCs w:val="26"/>
+        </w:rPr>
+        <w:t>3. BookingService.cancel_booking:</w:t>
+      </w:r>
+    </w:p>
+    <w:p>
+      <w:pPr>
+        <w:numPr>
+          <w:ilvl w:val="0"/>
+          <w:numId w:val="23"/>
+        </w:numPr>
+        <w:rPr>
+          <w:sz w:val="26"/>
+          <w:szCs w:val="26"/>
+        </w:rPr>
+      </w:pPr>
+      <w:r>
+        <w:rPr>
+          <w:sz w:val="26"/>
+          <w:szCs w:val="26"/>
+        </w:rPr>
+        <w:t>Validates that the booking exists and is not already checked_in, checked_out,</w:t>
+      </w:r>
+    </w:p>
+    <w:p>
+      <w:pPr>
+        <w:rPr>
+          <w:sz w:val="26"/>
+          <w:szCs w:val="26"/>
+        </w:rPr>
+      </w:pPr>
+      <w:r>
+        <w:rPr>
+          <w:sz w:val="26"/>
+          <w:szCs w:val="26"/>
+        </w:rPr>
+        <w:t xml:space="preserve">     or cancelled.</w:t>
+      </w:r>
+    </w:p>
+    <w:p>
+      <w:pPr>
+        <w:numPr>
+          <w:ilvl w:val="0"/>
+          <w:numId w:val="49"/>
+        </w:numPr>
+        <w:rPr>
+          <w:sz w:val="26"/>
+          <w:szCs w:val="26"/>
+        </w:rPr>
+      </w:pPr>
+      <w:r>
+        <w:rPr>
+          <w:sz w:val="26"/>
+          <w:szCs w:val="26"/>
+        </w:rPr>
+        <w:lastRenderedPageBreak/>
+        <w:t>Ensures there is no check-in record (via CheckInRepository).</w:t>
+      </w:r>
+    </w:p>
+    <w:p>
+      <w:pPr>
+        <w:numPr>
+          <w:ilvl w:val="0"/>
+          <w:numId w:val="49"/>
+        </w:numPr>
+        <w:rPr>
+          <w:sz w:val="26"/>
+          <w:szCs w:val="26"/>
+        </w:rPr>
+      </w:pPr>
+      <w:r>
+        <w:rPr>
+          <w:sz w:val="26"/>
+          <w:szCs w:val="26"/>
+        </w:rPr>
+        <w:t>Releases the room by setting its status back to "available" if it was "reserved".</w:t>
+      </w:r>
+    </w:p>
+    <w:p>
+      <w:pPr>
+        <w:numPr>
+          <w:ilvl w:val="0"/>
+          <w:numId w:val="49"/>
+        </w:numPr>
+        <w:rPr>
+          <w:sz w:val="26"/>
+          <w:szCs w:val="26"/>
+        </w:rPr>
+      </w:pPr>
+      <w:r>
+        <w:rPr>
+          <w:sz w:val="26"/>
+          <w:szCs w:val="26"/>
+        </w:rPr>
+        <w:t>Looks up completed payments for the booking through PaymentService and, if applicable, refunds the amount to the user’s wallet and updates payment status to "refunded".</w:t>
+      </w:r>
+    </w:p>
+    <w:p>
+      <w:pPr>
+        <w:numPr>
+          <w:ilvl w:val="0"/>
+          <w:numId w:val="58"/>
+        </w:numPr>
+        <w:rPr>
+          <w:sz w:val="26"/>
+          <w:szCs w:val="26"/>
+        </w:rPr>
+      </w:pPr>
+      <w:r>
+        <w:rPr>
+          <w:sz w:val="26"/>
+          <w:szCs w:val="26"/>
+        </w:rPr>
+        <w:t>Updates booking status to "cancelled" via BookingRepository.delete (which sets</w:t>
+      </w:r>
+    </w:p>
+    <w:p>
+      <w:pPr>
+        <w:rPr>
+          <w:sz w:val="26"/>
+          <w:szCs w:val="26"/>
+        </w:rPr>
+      </w:pPr>
+      <w:r>
+        <w:rPr>
+          <w:sz w:val="26"/>
+          <w:szCs w:val="26"/>
+        </w:rPr>
+        <w:t xml:space="preserve">     status = 'cancelled').</w:t>
+      </w:r>
+    </w:p>
+    <w:p>
+      <w:pPr>
+        <w:rPr>
+          <w:sz w:val="26"/>
+          <w:szCs w:val="26"/>
+        </w:rPr>
+      </w:pPr>
+      <w:r>
+        <w:rPr>
+          <w:sz w:val="26"/>
+          <w:szCs w:val="26"/>
+        </w:rPr>
+        <w:t>4. A descriptive message is returned to the client, including refund notes if any.</w:t>
+      </w:r>
+    </w:p>
+    <w:p>
+      <w:pPr>
+        <w:rPr>
+          <w:sz w:val="26"/>
+          <w:szCs w:val="26"/>
+        </w:rPr>
+      </w:pPr>
+    </w:p>
+    <w:p>
+      <w:pPr>
+        <w:rPr>
+          <w:sz w:val="26"/>
+          <w:szCs w:val="26"/>
+        </w:rPr>
+      </w:pPr>
+      <w:r>
+        <w:rPr>
+          <w:sz w:val="26"/>
+          <w:szCs w:val="26"/>
+        </w:rPr>
+        <w:t>Example: Coupon Application Flow</w:t>
+      </w:r>
+    </w:p>
+    <w:p>
+      <w:pPr>
+        <w:rPr>
+          <w:sz w:val="26"/>
+          <w:szCs w:val="26"/>
+        </w:rPr>
+      </w:pPr>
+      <w:r>
+        <w:rPr>
+          <w:sz w:val="26"/>
+          <w:szCs w:val="26"/>
+        </w:rPr>
+        <w:t>1. The frontend sends POST /api/coupons/apply with a coupon code.</w:t>
+      </w:r>
+    </w:p>
+    <w:p>
+      <w:pPr>
+        <w:rPr>
+          <w:sz w:val="26"/>
+          <w:szCs w:val="26"/>
+        </w:rPr>
+      </w:pPr>
+      <w:r>
+        <w:rPr>
+          <w:sz w:val="26"/>
+          <w:szCs w:val="26"/>
+        </w:rPr>
+        <w:t>2. CouponController.apply_coupon() calls CouponService.apply_coupon(code).</w:t>
+      </w:r>
+    </w:p>
+    <w:p>
+      <w:pPr>
+        <w:rPr>
+          <w:sz w:val="26"/>
+          <w:szCs w:val="26"/>
+        </w:rPr>
+      </w:pPr>
+      <w:r>
+        <w:rPr>
+          <w:sz w:val="26"/>
+          <w:szCs w:val="26"/>
+        </w:rPr>
+        <w:t>3. CouponService.apply_coupon:</w:t>
+      </w:r>
+    </w:p>
+    <w:p>
+      <w:pPr>
+        <w:numPr>
+          <w:ilvl w:val="0"/>
+          <w:numId w:val="39"/>
+        </w:numPr>
+        <w:rPr>
+          <w:sz w:val="26"/>
+          <w:szCs w:val="26"/>
+        </w:rPr>
+      </w:pPr>
+      <w:r>
+        <w:rPr>
+          <w:sz w:val="26"/>
+          <w:szCs w:val="26"/>
+        </w:rPr>
+        <w:t xml:space="preserve"> Loads the coupon by code via CouponRepository.</w:t>
+      </w:r>
+    </w:p>
+    <w:p>
+      <w:pPr>
+        <w:numPr>
+          <w:ilvl w:val="0"/>
+          <w:numId w:val="39"/>
+        </w:numPr>
+        <w:rPr>
+          <w:sz w:val="26"/>
+          <w:szCs w:val="26"/>
+        </w:rPr>
+      </w:pPr>
+      <w:r>
+        <w:rPr>
+          <w:sz w:val="26"/>
+          <w:szCs w:val="26"/>
+        </w:rPr>
+        <w:t xml:space="preserve"> Validates that the coupon exists and is active.</w:t>
+      </w:r>
+    </w:p>
+    <w:p>
+      <w:pPr>
+        <w:numPr>
+          <w:ilvl w:val="0"/>
+          <w:numId w:val="39"/>
+        </w:numPr>
+        <w:rPr>
+          <w:sz w:val="26"/>
+          <w:szCs w:val="26"/>
+        </w:rPr>
+      </w:pPr>
+      <w:r>
+        <w:rPr>
+          <w:sz w:val="26"/>
+          <w:szCs w:val="26"/>
+        </w:rPr>
+        <w:t xml:space="preserve"> Checks current date against coupon.valid_from and coupon.valid_to, ensuring The coupon is neither expired nor not yet valid.</w:t>
+      </w:r>
+    </w:p>
+    <w:p>
+      <w:pPr>
+        <w:numPr>
+          <w:ilvl w:val="0"/>
+          <w:numId w:val="43"/>
+        </w:numPr>
+        <w:rPr>
+          <w:sz w:val="26"/>
+          <w:szCs w:val="26"/>
+        </w:rPr>
+      </w:pPr>
+      <w:r>
+        <w:rPr>
+          <w:sz w:val="26"/>
+          <w:szCs w:val="26"/>
+        </w:rPr>
+        <w:t xml:space="preserve"> Returns coupon details to the controller, which then responds with discount information so that the frontend can adjust the total price.</w:t>
+      </w:r>
+    </w:p>
+    <w:p>
+      <w:pPr>
+        <w:rPr>
+          <w:sz w:val="26"/>
+          <w:szCs w:val="26"/>
+        </w:rPr>
+      </w:pPr>
+    </w:p>
+    <w:p>
+      <w:pPr>
+        <w:rPr>
+          <w:sz w:val="26"/>
+          <w:szCs w:val="26"/>
+        </w:rPr>
+      </w:pPr>
+      <w:r>
+        <w:rPr>
+          <w:sz w:val="26"/>
+          <w:szCs w:val="26"/>
+        </w:rPr>
+        <w:t>Example: Payment Processing Flow</w:t>
+      </w:r>
+    </w:p>
+    <w:p>
+      <w:pPr>
+        <w:rPr>
+          <w:sz w:val="26"/>
+          <w:szCs w:val="26"/>
+        </w:rPr>
+      </w:pPr>
+      <w:r>
+        <w:rPr>
+          <w:sz w:val="26"/>
+          <w:szCs w:val="26"/>
+        </w:rPr>
+        <w:t>1. Frontend sends POST /api/payments with JSON:</w:t>
+      </w:r>
+    </w:p>
+    <w:p>
+      <w:pPr>
+        <w:rPr>
+          <w:sz w:val="26"/>
+          <w:szCs w:val="26"/>
+        </w:rPr>
+      </w:pPr>
+      <w:r>
+        <w:rPr>
+          <w:sz w:val="26"/>
+          <w:szCs w:val="26"/>
+        </w:rPr>
+        <w:t xml:space="preserve">   - booking_id, amount, payment_method (credit_card/cash/bank_transfer), optional user_id context.</w:t>
+      </w:r>
+    </w:p>
+    <w:p>
+      <w:pPr>
+        <w:rPr>
+          <w:sz w:val="26"/>
+          <w:szCs w:val="26"/>
+        </w:rPr>
+      </w:pPr>
+      <w:r>
+        <w:rPr>
+          <w:sz w:val="26"/>
+          <w:szCs w:val="26"/>
+        </w:rPr>
+        <w:t>2. PaymentController.process_payment delegates to PaymentService.process_payment(...).</w:t>
+      </w:r>
+    </w:p>
+    <w:p>
+      <w:pPr>
+        <w:rPr>
+          <w:sz w:val="26"/>
+          <w:szCs w:val="26"/>
+        </w:rPr>
+      </w:pPr>
+      <w:r>
+        <w:rPr>
+          <w:sz w:val="26"/>
+          <w:szCs w:val="26"/>
+        </w:rPr>
+        <w:t>3. PaymentService validates:</w:t>
+      </w:r>
+    </w:p>
+    <w:p>
+      <w:pPr>
+        <w:numPr>
+          <w:ilvl w:val="0"/>
+          <w:numId w:val="31"/>
+        </w:numPr>
+        <w:rPr>
+          <w:sz w:val="26"/>
+          <w:szCs w:val="26"/>
+        </w:rPr>
+      </w:pPr>
+      <w:r>
+        <w:rPr>
+          <w:sz w:val="26"/>
+          <w:szCs w:val="26"/>
+        </w:rPr>
+        <w:t xml:space="preserve"> amount &gt; 0; payment_method in allowed methods; booking exists and not cancelled.</w:t>
+      </w:r>
+    </w:p>
+    <w:p>
+      <w:pPr>
+        <w:rPr>
+          <w:sz w:val="26"/>
+          <w:szCs w:val="26"/>
+        </w:rPr>
+      </w:pPr>
+      <w:r>
+        <w:rPr>
+          <w:sz w:val="26"/>
+          <w:szCs w:val="26"/>
+        </w:rPr>
+        <w:t>4. If wallet-based payment is used in the current design, the service checks wallet balance and deducts.</w:t>
+      </w:r>
+    </w:p>
+    <w:p>
+      <w:pPr>
+        <w:rPr>
+          <w:sz w:val="26"/>
+          <w:szCs w:val="26"/>
+        </w:rPr>
+      </w:pPr>
+      <w:r>
+        <w:rPr>
+          <w:sz w:val="26"/>
+          <w:szCs w:val="26"/>
+        </w:rPr>
+        <w:t>5. PaymentRepository saves payment records (status pending/completed).</w:t>
+      </w:r>
+    </w:p>
+    <w:p>
+      <w:pPr>
+        <w:rPr>
+          <w:sz w:val="26"/>
+          <w:szCs w:val="26"/>
+        </w:rPr>
+      </w:pPr>
+      <w:r>
+        <w:rPr>
+          <w:sz w:val="26"/>
+          <w:szCs w:val="26"/>
+        </w:rPr>
+        <w:t>6. Backend returns payment result to the frontend.</w:t>
+      </w:r>
+    </w:p>
+    <w:p>
+      <w:pPr>
+        <w:rPr>
+          <w:sz w:val="26"/>
+          <w:szCs w:val="26"/>
+        </w:rPr>
+      </w:pPr>
+    </w:p>
+    <w:p>
+      <w:pPr>
+        <w:rPr>
+          <w:sz w:val="26"/>
+          <w:szCs w:val="26"/>
+        </w:rPr>
+      </w:pPr>
+      <w:r>
+        <w:rPr>
+          <w:sz w:val="26"/>
+          <w:szCs w:val="26"/>
+        </w:rPr>
+        <w:t>Example: Check-in Flow (Receptionist)</w:t>
+      </w:r>
+    </w:p>
+    <w:p>
+      <w:pPr>
+        <w:rPr>
+          <w:sz w:val="26"/>
+          <w:szCs w:val="26"/>
+        </w:rPr>
+      </w:pPr>
+      <w:r>
+        <w:rPr>
+          <w:sz w:val="26"/>
+          <w:szCs w:val="26"/>
+        </w:rPr>
+        <w:t>1. The receptionist selects a booking and calls POST /api/checkins (booking_id, receptionist_id, optional room_id).</w:t>
+      </w:r>
+    </w:p>
+    <w:p>
+      <w:pPr>
+        <w:rPr>
+          <w:sz w:val="26"/>
+          <w:szCs w:val="26"/>
+        </w:rPr>
+      </w:pPr>
+      <w:r>
+        <w:rPr>
+          <w:sz w:val="26"/>
+          <w:szCs w:val="26"/>
+        </w:rPr>
+        <w:t>2. CheckInController delegates to CheckInService.process_checkin(...).</w:t>
+      </w:r>
+    </w:p>
+    <w:p>
+      <w:pPr>
+        <w:rPr>
+          <w:sz w:val="26"/>
+          <w:szCs w:val="26"/>
+        </w:rPr>
+      </w:pPr>
+      <w:r>
+        <w:rPr>
+          <w:sz w:val="26"/>
+          <w:szCs w:val="26"/>
+        </w:rPr>
+        <w:t>3. Service validates booking exists, not already checked in, and room assignment matches booking.room_type.</w:t>
+      </w:r>
+    </w:p>
+    <w:p>
+      <w:pPr>
+        <w:rPr>
+          <w:sz w:val="26"/>
+          <w:szCs w:val="26"/>
+        </w:rPr>
+      </w:pPr>
+      <w:r>
+        <w:rPr>
+          <w:sz w:val="26"/>
+          <w:szCs w:val="26"/>
+        </w:rPr>
+        <w:t>4. Repository saves check-in records and service updates booking status to checked_in and room status to occupied.</w:t>
+      </w:r>
+    </w:p>
+    <w:p>
+      <w:pPr>
+        <w:rPr>
+          <w:sz w:val="26"/>
+          <w:szCs w:val="26"/>
+        </w:rPr>
+      </w:pPr>
+      <w:r>
+        <w:rPr>
+          <w:sz w:val="26"/>
+          <w:szCs w:val="26"/>
+        </w:rPr>
+        <w:t>5. Backend returns the check-in record.</w:t>
+      </w:r>
+    </w:p>
+    <w:p>
+      <w:pPr>
+        <w:rPr>
+          <w:sz w:val="26"/>
+          <w:szCs w:val="26"/>
+        </w:rPr>
+      </w:pPr>
+    </w:p>
+    <w:p>
+      <w:pPr>
+        <w:rPr>
+          <w:sz w:val="26"/>
+          <w:szCs w:val="26"/>
+        </w:rPr>
+      </w:pPr>
+      <w:r>
+        <w:rPr>
+          <w:sz w:val="26"/>
+          <w:szCs w:val="26"/>
+        </w:rPr>
+        <w:lastRenderedPageBreak/>
+        <w:t>Example: Check-out Flow (Receptionist)</w:t>
+      </w:r>
+    </w:p>
+    <w:p>
+      <w:pPr>
+        <w:rPr>
+          <w:sz w:val="26"/>
+          <w:szCs w:val="26"/>
+        </w:rPr>
+      </w:pPr>
+      <w:r>
+        <w:rPr>
+          <w:sz w:val="26"/>
+          <w:szCs w:val="26"/>
+        </w:rPr>
+        <w:t>1. The receptionist calls POST /api/checkouts with booking_id and checkout details.</w:t>
+      </w:r>
+    </w:p>
+    <w:p>
+      <w:pPr>
+        <w:rPr>
+          <w:sz w:val="26"/>
+          <w:szCs w:val="26"/>
+        </w:rPr>
+      </w:pPr>
+      <w:r>
+        <w:rPr>
+          <w:sz w:val="26"/>
+          <w:szCs w:val="26"/>
+        </w:rPr>
+        <w:t>2. CheckInService validates that a check-in exists for the booking.</w:t>
+      </w:r>
+    </w:p>
+    <w:p>
+      <w:pPr>
+        <w:rPr>
+          <w:sz w:val="26"/>
+          <w:szCs w:val="26"/>
+        </w:rPr>
+      </w:pPr>
+      <w:r>
+        <w:rPr>
+          <w:sz w:val="26"/>
+          <w:szCs w:val="26"/>
+        </w:rPr>
+        <w:t>3. Service calculates total checkout amount:</w:t>
+      </w:r>
+    </w:p>
+    <w:p>
+      <w:pPr>
+        <w:numPr>
+          <w:ilvl w:val="0"/>
+          <w:numId w:val="33"/>
+        </w:numPr>
+        <w:ind w:left="425"/>
+        <w:rPr>
+          <w:sz w:val="26"/>
+          <w:szCs w:val="26"/>
+        </w:rPr>
+      </w:pPr>
+      <w:r>
+        <w:rPr>
+          <w:sz w:val="26"/>
+          <w:szCs w:val="26"/>
+        </w:rPr>
+        <w:t xml:space="preserve"> room cost (booking.total_price) + additional services (service_requests total).</w:t>
+      </w:r>
+    </w:p>
+    <w:p>
+      <w:pPr>
+        <w:rPr>
+          <w:sz w:val="26"/>
+          <w:szCs w:val="26"/>
+        </w:rPr>
+      </w:pPr>
+      <w:r>
+        <w:rPr>
+          <w:sz w:val="26"/>
+          <w:szCs w:val="26"/>
+        </w:rPr>
+        <w:t>4. Repository saves checkout record; service updates booking status to checked_out and releases/updates room status.</w:t>
+      </w:r>
+    </w:p>
+    <w:p>
+      <w:pPr>
+        <w:rPr>
+          <w:sz w:val="26"/>
+          <w:szCs w:val="26"/>
+        </w:rPr>
+      </w:pPr>
+      <w:r>
+        <w:rPr>
+          <w:sz w:val="26"/>
+          <w:szCs w:val="26"/>
+        </w:rPr>
+        <w:t>5. Backend returns checkout result; user can view summary via GET /api/checkouts/summary/&lt;booking_id&gt;.</w:t>
+      </w:r>
+    </w:p>
+    <w:p>
+      <w:pPr>
+        <w:rPr>
+          <w:sz w:val="26"/>
+          <w:szCs w:val="26"/>
+        </w:rPr>
+      </w:pPr>
+    </w:p>
+    <w:p>
+      <w:pPr>
+        <w:rPr>
+          <w:sz w:val="26"/>
+          <w:szCs w:val="26"/>
+        </w:rPr>
+      </w:pPr>
+      <w:r>
+        <w:rPr>
+          <w:sz w:val="26"/>
+          <w:szCs w:val="26"/>
+        </w:rPr>
+        <w:t>Example: Service Request Flow</w:t>
+      </w:r>
+    </w:p>
+    <w:p>
+      <w:pPr>
+        <w:rPr>
+          <w:sz w:val="26"/>
+          <w:szCs w:val="26"/>
+        </w:rPr>
+      </w:pPr>
+      <w:r>
+        <w:rPr>
+          <w:sz w:val="26"/>
+          <w:szCs w:val="26"/>
+        </w:rPr>
+        <w:t>1. User requests a service via POST /api/services/request (booking_id, service_id, quantity).</w:t>
+      </w:r>
+    </w:p>
+    <w:p>
+      <w:pPr>
+        <w:rPr>
+          <w:sz w:val="26"/>
+          <w:szCs w:val="26"/>
+        </w:rPr>
+      </w:pPr>
+      <w:r>
+        <w:rPr>
+          <w:sz w:val="26"/>
+          <w:szCs w:val="26"/>
+        </w:rPr>
+        <w:t>2. ServiceController delegates to ServiceService.create_service_request(...).</w:t>
+      </w:r>
+    </w:p>
+    <w:p>
+      <w:pPr>
+        <w:rPr>
+          <w:sz w:val="26"/>
+          <w:szCs w:val="26"/>
+        </w:rPr>
+      </w:pPr>
+      <w:r>
+        <w:rPr>
+          <w:sz w:val="26"/>
+          <w:szCs w:val="26"/>
+        </w:rPr>
+        <w:t>3. ServiceService validates booking exists and service exists, then creates service_requests record.</w:t>
+      </w:r>
+    </w:p>
+    <w:p>
+      <w:pPr>
+        <w:rPr>
+          <w:sz w:val="26"/>
+          <w:szCs w:val="26"/>
+        </w:rPr>
+      </w:pPr>
+      <w:r>
+        <w:rPr>
+          <w:sz w:val="26"/>
+          <w:szCs w:val="26"/>
+        </w:rPr>
+        <w:t>4. Receptionist/Admin can view and manage requests via:</w:t>
+      </w:r>
+    </w:p>
+    <w:p>
+      <w:pPr>
+        <w:numPr>
+          <w:ilvl w:val="0"/>
+          <w:numId w:val="40"/>
+        </w:numPr>
+        <w:ind w:left="425"/>
+        <w:rPr>
+          <w:sz w:val="26"/>
+          <w:szCs w:val="26"/>
+        </w:rPr>
+      </w:pPr>
+      <w:r>
+        <w:rPr>
+          <w:sz w:val="26"/>
+          <w:szCs w:val="26"/>
+        </w:rPr>
+        <w:t xml:space="preserve"> GET /api/service-requests, GET /api/service-requests/&lt;id&gt;, PUT /api/service-requests/&lt;id&gt;.</w:t>
+      </w:r>
+    </w:p>
+    <w:p>
+      <w:pPr>
+        <w:rPr>
+          <w:sz w:val="26"/>
+          <w:szCs w:val="26"/>
+        </w:rPr>
+      </w:pPr>
+    </w:p>
+    <w:p>
+      <w:pPr>
+        <w:rPr>
+          <w:sz w:val="26"/>
+          <w:szCs w:val="26"/>
+        </w:rPr>
+      </w:pPr>
+      <w:r>
+        <w:rPr>
+          <w:sz w:val="26"/>
+          <w:szCs w:val="26"/>
+        </w:rPr>
+        <w:t>Example: Wallet Flow</w:t>
+      </w:r>
+    </w:p>
+    <w:p>
+      <w:pPr>
+        <w:rPr>
+          <w:sz w:val="26"/>
+          <w:szCs w:val="26"/>
+        </w:rPr>
+      </w:pPr>
+      <w:r>
+        <w:rPr>
+          <w:rFonts w:eastAsia="Cardo"/>
+          <w:sz w:val="26"/>
+          <w:szCs w:val="26"/>
+        </w:rPr>
+        <w:t>1. User opens wallet page → GET /api/wallet.</w:t>
+      </w:r>
+    </w:p>
+    <w:p>
+      <w:pPr>
+        <w:rPr>
+          <w:sz w:val="26"/>
+          <w:szCs w:val="26"/>
+        </w:rPr>
+      </w:pPr>
+      <w:r>
+        <w:rPr>
+          <w:sz w:val="26"/>
+          <w:szCs w:val="26"/>
+        </w:rPr>
+        <w:t>2. WalletService returns wallet; if missing, creates one with balance 0.</w:t>
+      </w:r>
+    </w:p>
+    <w:p>
+      <w:pPr>
+        <w:rPr>
+          <w:sz w:val="26"/>
+          <w:szCs w:val="26"/>
+        </w:rPr>
+      </w:pPr>
+      <w:r>
+        <w:rPr>
+          <w:rFonts w:eastAsia="Cardo"/>
+          <w:sz w:val="26"/>
+          <w:szCs w:val="26"/>
+        </w:rPr>
+        <w:t>3. User tops up → POST /api/wallet/topup with amount; system validates numeric and &gt; 0, then updates balance.</w:t>
+      </w:r>
+    </w:p>
+    <w:p>
+      <w:pPr>
+        <w:rPr>
+          <w:sz w:val="28"/>
+          <w:szCs w:val="28"/>
+        </w:rPr>
+      </w:pPr>
+    </w:p>
+    <w:p>
+      <w:pPr>
+        <w:pStyle w:val="Heading3"/>
+        <w:rPr>
           <w:b/>
           <w:bCs/>
           <w:color w:val="000000"/>
           <w:sz w:val="30"/>
           <w:szCs w:val="30"/>
         </w:rPr>
-        <w:t>.3 Implementation: Server-Side Logic (Flask Backend – Controllers/Services)</w:t>
-      </w:r>
-      <w:bookmarkEnd w:id="15"/>
-    </w:p>
-    <w:p>
-      <w:pPr>
-        <w:rPr>
-          <w:sz w:val="26"/>
-          <w:szCs w:val="26"/>
-        </w:rPr>
-      </w:pPr>
+      </w:pPr>
+      <w:bookmarkStart w:id="16" w:name="_Toc223366121"/>
       <w:r>
-        <w:rPr>
-          <w:sz w:val="26"/>
-          <w:szCs w:val="26"/>
-        </w:rPr>
-        <w:t>Example: Booking Creation Flow</w:t>
-      </w:r>
-    </w:p>
-    <w:p>
-      <w:pPr>
-        <w:rPr>
-          <w:sz w:val="26"/>
-          <w:szCs w:val="26"/>
-        </w:rPr>
-      </w:pPr>
-      <w:r>
-        <w:rPr>
-          <w:sz w:val="26"/>
-          <w:szCs w:val="26"/>
-        </w:rPr>
-        <w:t>1. The frontend (e.g., from rooms.html or room-detail.html) sends a POST request to /api/bookings with JSON body containing:</w:t>
-      </w:r>
-    </w:p>
-    <w:p>
-      <w:pPr>
-        <w:numPr>
-          <w:ilvl w:val="0"/>
-          <w:numId w:val="37"/>
-        </w:numPr>
-        <w:rPr>
-          <w:sz w:val="26"/>
-          <w:szCs w:val="26"/>
-        </w:rPr>
-      </w:pPr>
-      <w:r>
-        <w:rPr>
-          <w:sz w:val="26"/>
-          <w:szCs w:val="26"/>
-        </w:rPr>
-        <w:t>guest_name</w:t>
-      </w:r>
-    </w:p>
-    <w:p>
-      <w:pPr>
-        <w:numPr>
-          <w:ilvl w:val="0"/>
-          <w:numId w:val="37"/>
-        </w:numPr>
-        <w:rPr>
-          <w:sz w:val="26"/>
-          <w:szCs w:val="26"/>
-        </w:rPr>
-      </w:pPr>
-      <w:r>
-        <w:rPr>
-          <w:sz w:val="26"/>
-          <w:szCs w:val="26"/>
-        </w:rPr>
-        <w:t>room_type</w:t>
-      </w:r>
-    </w:p>
-    <w:p>
-      <w:pPr>
-        <w:numPr>
-          <w:ilvl w:val="0"/>
-          <w:numId w:val="37"/>
-        </w:numPr>
-        <w:rPr>
-          <w:sz w:val="26"/>
-          <w:szCs w:val="26"/>
-        </w:rPr>
-      </w:pPr>
-      <w:r>
-        <w:rPr>
-          <w:sz w:val="26"/>
-          <w:szCs w:val="26"/>
-        </w:rPr>
-        <w:t>check_in_date (and optionally check_out_date)</w:t>
-      </w:r>
-    </w:p>
-    <w:p>
-      <w:pPr>
-        <w:numPr>
-          <w:ilvl w:val="0"/>
-          <w:numId w:val="37"/>
-        </w:numPr>
-        <w:rPr>
-          <w:sz w:val="26"/>
-          <w:szCs w:val="26"/>
-        </w:rPr>
-      </w:pPr>
-      <w:r>
-        <w:rPr>
-          <w:sz w:val="26"/>
-          <w:szCs w:val="26"/>
-        </w:rPr>
-        <w:t>optional total_price override</w:t>
-      </w:r>
-    </w:p>
-    <w:p>
-      <w:pPr>
-        <w:numPr>
-          <w:ilvl w:val="0"/>
-          <w:numId w:val="37"/>
-        </w:numPr>
-        <w:rPr>
-          <w:sz w:val="26"/>
-          <w:szCs w:val="26"/>
-        </w:rPr>
-      </w:pPr>
-      <w:r>
-        <w:rPr>
-          <w:sz w:val="26"/>
-          <w:szCs w:val="26"/>
-        </w:rPr>
-        <w:t>optional payment_method and payment_amount</w:t>
-      </w:r>
-    </w:p>
-    <w:p>
-      <w:pPr>
-        <w:rPr>
-          <w:sz w:val="26"/>
-          <w:szCs w:val="26"/>
-        </w:rPr>
-      </w:pPr>
-      <w:r>
-        <w:rPr>
-          <w:sz w:val="26"/>
-          <w:szCs w:val="26"/>
-        </w:rPr>
-        <w:t>2. app.py defines the route:</w:t>
-      </w:r>
-    </w:p>
-    <w:p>
-      <w:pPr>
-        <w:numPr>
-          <w:ilvl w:val="0"/>
-          <w:numId w:val="28"/>
-        </w:numPr>
-        <w:rPr>
-          <w:sz w:val="26"/>
-          <w:szCs w:val="26"/>
-        </w:rPr>
-      </w:pPr>
-      <w:r>
-        <w:rPr>
-          <w:sz w:val="26"/>
-          <w:szCs w:val="26"/>
-        </w:rPr>
-        <w:t>@app.route('/api/bookings', methods=['POST']) @require_auth def create_booking(): return booking_controller.create_booking()</w:t>
-      </w:r>
-    </w:p>
-    <w:p>
-      <w:pPr>
-        <w:rPr>
-          <w:sz w:val="26"/>
-          <w:szCs w:val="26"/>
-        </w:rPr>
-      </w:pPr>
-      <w:r>
-        <w:rPr>
-          <w:sz w:val="26"/>
-          <w:szCs w:val="26"/>
-        </w:rPr>
-        <w:t>3. BookingController.create_booking() reads request.json, obtains the current user from request.current_user (set by the authentication middleware), and calls BookingService.create_booking(...).</w:t>
-      </w:r>
-    </w:p>
-    <w:p>
-      <w:pPr>
-        <w:rPr>
-          <w:sz w:val="26"/>
-          <w:szCs w:val="26"/>
-        </w:rPr>
-      </w:pPr>
-      <w:r>
-        <w:rPr>
-          <w:sz w:val="26"/>
-          <w:szCs w:val="26"/>
-        </w:rPr>
-        <w:t>4. BookingService.create_booking() performs:</w:t>
-      </w:r>
-    </w:p>
-    <w:p>
-      <w:pPr>
-        <w:numPr>
-          <w:ilvl w:val="0"/>
-          <w:numId w:val="44"/>
-        </w:numPr>
-        <w:rPr>
-          <w:sz w:val="26"/>
-          <w:szCs w:val="26"/>
-        </w:rPr>
-      </w:pPr>
-      <w:r>
-        <w:rPr>
-          <w:sz w:val="26"/>
-          <w:szCs w:val="26"/>
-        </w:rPr>
-        <w:t>Input validation (guest name, room type, dates).</w:t>
-      </w:r>
-    </w:p>
-    <w:p>
-      <w:pPr>
-        <w:numPr>
-          <w:ilvl w:val="0"/>
-          <w:numId w:val="44"/>
-        </w:numPr>
-        <w:rPr>
-          <w:sz w:val="26"/>
-          <w:szCs w:val="26"/>
-        </w:rPr>
-      </w:pPr>
-      <w:r>
-        <w:rPr>
-          <w:sz w:val="26"/>
-          <w:szCs w:val="26"/>
-        </w:rPr>
-        <w:t>Date parsing and validation (no past check-in, check-out after check-in).</w:t>
-      </w:r>
-    </w:p>
-    <w:p>
-      <w:pPr>
-        <w:numPr>
-          <w:ilvl w:val="0"/>
-          <w:numId w:val="44"/>
-        </w:numPr>
-        <w:rPr>
-          <w:sz w:val="26"/>
-          <w:szCs w:val="26"/>
-        </w:rPr>
-      </w:pPr>
-      <w:r>
-        <w:rPr>
-          <w:sz w:val="26"/>
-          <w:szCs w:val="26"/>
-        </w:rPr>
-        <w:t>Room availability check by calling RoomService.search_rooms(..., check_in_date, check_out_date). This uses BookingRepository.find_available_rooms_by_date_range() to exclude rooms with overlapping bookings.</w:t>
-      </w:r>
-    </w:p>
-    <w:p>
-      <w:pPr>
-        <w:numPr>
-          <w:ilvl w:val="0"/>
-          <w:numId w:val="44"/>
-        </w:numPr>
-        <w:rPr>
-          <w:sz w:val="26"/>
-          <w:szCs w:val="26"/>
-        </w:rPr>
-      </w:pPr>
-      <w:r>
-        <w:rPr>
-          <w:sz w:val="26"/>
-          <w:szCs w:val="26"/>
-        </w:rPr>
-        <w:t>Room selection (first available) and status update to "reserved" via RoomRepository.</w:t>
-      </w:r>
-    </w:p>
-    <w:p>
-      <w:pPr>
-        <w:numPr>
-          <w:ilvl w:val="0"/>
-          <w:numId w:val="44"/>
-        </w:numPr>
-        <w:rPr>
-          <w:sz w:val="26"/>
-          <w:szCs w:val="26"/>
-        </w:rPr>
-      </w:pPr>
-      <w:r>
-        <w:rPr>
-          <w:sz w:val="26"/>
-          <w:szCs w:val="26"/>
-        </w:rPr>
-        <w:t>Booking creation via BookingRepository.save(...) within a transaction.</w:t>
-      </w:r>
-    </w:p>
-    <w:p>
-      <w:pPr>
-        <w:numPr>
-          <w:ilvl w:val="0"/>
-          <w:numId w:val="44"/>
-        </w:numPr>
-        <w:rPr>
-          <w:sz w:val="26"/>
-          <w:szCs w:val="26"/>
-        </w:rPr>
-      </w:pPr>
-      <w:r>
-        <w:rPr>
-          <w:sz w:val="26"/>
-          <w:szCs w:val="26"/>
-        </w:rPr>
-        <w:t>Optional payment processing by calling PaymentService.process_payment(...) if payment details were provided. If payment fails, the service releases the room and cancels the booking.</w:t>
-      </w:r>
-    </w:p>
-    <w:p>
-      <w:pPr>
-        <w:rPr>
-          <w:sz w:val="26"/>
-          <w:szCs w:val="26"/>
-        </w:rPr>
-      </w:pPr>
-      <w:r>
-        <w:rPr>
-          <w:sz w:val="26"/>
-          <w:szCs w:val="26"/>
-        </w:rPr>
-        <w:t>5. BookingController then uses BookingView.booking_created(booking) to format a JSON response including booking details for the frontend.</w:t>
-      </w:r>
-    </w:p>
-    <w:p>
-      <w:pPr>
-        <w:rPr>
-          <w:sz w:val="26"/>
-          <w:szCs w:val="26"/>
-        </w:rPr>
-      </w:pPr>
-    </w:p>
-    <w:p>
-      <w:pPr>
-        <w:rPr>
-          <w:sz w:val="26"/>
-          <w:szCs w:val="26"/>
-        </w:rPr>
-      </w:pPr>
-      <w:r>
-        <w:rPr>
-          <w:sz w:val="26"/>
-          <w:szCs w:val="26"/>
-        </w:rPr>
-        <w:t>Example: Booking Cancellation &amp; Refund Flow</w:t>
-      </w:r>
-    </w:p>
-    <w:p>
-      <w:pPr>
-        <w:rPr>
-          <w:sz w:val="26"/>
-          <w:szCs w:val="26"/>
-        </w:rPr>
-      </w:pPr>
-      <w:r>
-        <w:rPr>
-          <w:sz w:val="26"/>
-          <w:szCs w:val="26"/>
-        </w:rPr>
-        <w:t>1. The frontend sends DELETE /api/bookings/&lt;booking_id&gt;, which is protected by</w:t>
-      </w:r>
-    </w:p>
-    <w:p>
-      <w:pPr>
-        <w:rPr>
-          <w:sz w:val="26"/>
-          <w:szCs w:val="26"/>
-        </w:rPr>
-      </w:pPr>
-      <w:r>
-        <w:rPr>
-          <w:sz w:val="26"/>
-          <w:szCs w:val="26"/>
-        </w:rPr>
-        <w:t xml:space="preserve">   @require_auth in app.py.</w:t>
-      </w:r>
-    </w:p>
-    <w:p>
-      <w:pPr>
-        <w:rPr>
-          <w:sz w:val="26"/>
-          <w:szCs w:val="26"/>
-        </w:rPr>
-      </w:pPr>
-      <w:r>
-        <w:rPr>
-          <w:sz w:val="26"/>
-          <w:szCs w:val="26"/>
-        </w:rPr>
-        <w:t>2. BookingController.cancel_booking(booking_id) calls BookingService.cancel_booking.</w:t>
-      </w:r>
-    </w:p>
-    <w:p>
-      <w:pPr>
-        <w:rPr>
-          <w:sz w:val="26"/>
-          <w:szCs w:val="26"/>
-        </w:rPr>
-      </w:pPr>
-      <w:r>
-        <w:rPr>
-          <w:sz w:val="26"/>
-          <w:szCs w:val="26"/>
-        </w:rPr>
-        <w:t>3. BookingService.cancel_booking:</w:t>
-      </w:r>
-    </w:p>
-    <w:p>
-      <w:pPr>
-        <w:numPr>
-          <w:ilvl w:val="0"/>
-          <w:numId w:val="23"/>
-        </w:numPr>
-        <w:rPr>
-          <w:sz w:val="26"/>
-          <w:szCs w:val="26"/>
-        </w:rPr>
-      </w:pPr>
-      <w:r>
-        <w:rPr>
-          <w:sz w:val="26"/>
-          <w:szCs w:val="26"/>
-        </w:rPr>
-        <w:lastRenderedPageBreak/>
-        <w:t>Validates that the booking exists and is not already checked_in, checked_out,</w:t>
-      </w:r>
-    </w:p>
-    <w:p>
-      <w:pPr>
-        <w:rPr>
-          <w:sz w:val="26"/>
-          <w:szCs w:val="26"/>
-        </w:rPr>
-      </w:pPr>
-      <w:r>
-        <w:rPr>
-          <w:sz w:val="26"/>
-          <w:szCs w:val="26"/>
-        </w:rPr>
-        <w:t xml:space="preserve">     or cancelled.</w:t>
-      </w:r>
-    </w:p>
-    <w:p>
-      <w:pPr>
-        <w:numPr>
-          <w:ilvl w:val="0"/>
-          <w:numId w:val="49"/>
-        </w:numPr>
-        <w:rPr>
-          <w:sz w:val="26"/>
-          <w:szCs w:val="26"/>
-        </w:rPr>
-      </w:pPr>
-      <w:r>
-        <w:rPr>
-          <w:sz w:val="26"/>
-          <w:szCs w:val="26"/>
-        </w:rPr>
-        <w:t>Ensures there is no check-in record (via CheckInRepository).</w:t>
-      </w:r>
-    </w:p>
-    <w:p>
-      <w:pPr>
-        <w:numPr>
-          <w:ilvl w:val="0"/>
-          <w:numId w:val="49"/>
-        </w:numPr>
-        <w:rPr>
-          <w:sz w:val="26"/>
-          <w:szCs w:val="26"/>
-        </w:rPr>
-      </w:pPr>
-      <w:r>
-        <w:rPr>
-          <w:sz w:val="26"/>
-          <w:szCs w:val="26"/>
-        </w:rPr>
-        <w:t>Releases the room by setting its status back to "available" if it was "reserved".</w:t>
-      </w:r>
-    </w:p>
-    <w:p>
-      <w:pPr>
-        <w:numPr>
-          <w:ilvl w:val="0"/>
-          <w:numId w:val="49"/>
-        </w:numPr>
-        <w:rPr>
-          <w:sz w:val="26"/>
-          <w:szCs w:val="26"/>
-        </w:rPr>
-      </w:pPr>
-      <w:r>
-        <w:rPr>
-          <w:sz w:val="26"/>
-          <w:szCs w:val="26"/>
-        </w:rPr>
-        <w:t>Looks up completed payments for the booking through PaymentService and, if applicable, refunds the amount to the user’s wallet and updates payment status to "refunded".</w:t>
-      </w:r>
-    </w:p>
-    <w:p>
-      <w:pPr>
-        <w:numPr>
-          <w:ilvl w:val="0"/>
-          <w:numId w:val="58"/>
-        </w:numPr>
-        <w:rPr>
-          <w:sz w:val="26"/>
-          <w:szCs w:val="26"/>
-        </w:rPr>
-      </w:pPr>
-      <w:r>
-        <w:rPr>
-          <w:sz w:val="26"/>
-          <w:szCs w:val="26"/>
-        </w:rPr>
-        <w:t>Updates booking status to "cancelled" via BookingRepository.delete (which sets</w:t>
-      </w:r>
-    </w:p>
-    <w:p>
-      <w:pPr>
-        <w:rPr>
-          <w:sz w:val="26"/>
-          <w:szCs w:val="26"/>
-        </w:rPr>
-      </w:pPr>
-      <w:r>
-        <w:rPr>
-          <w:sz w:val="26"/>
-          <w:szCs w:val="26"/>
-        </w:rPr>
-        <w:t xml:space="preserve">     status = 'cancelled').</w:t>
-      </w:r>
-    </w:p>
-    <w:p>
-      <w:pPr>
-        <w:rPr>
-          <w:sz w:val="26"/>
-          <w:szCs w:val="26"/>
-        </w:rPr>
-      </w:pPr>
-      <w:r>
-        <w:rPr>
-          <w:sz w:val="26"/>
-          <w:szCs w:val="26"/>
-        </w:rPr>
-        <w:t>4. A descriptive message is returned to the client, including refund notes if any.</w:t>
-      </w:r>
-    </w:p>
-    <w:p>
-      <w:pPr>
-        <w:rPr>
-          <w:sz w:val="26"/>
-          <w:szCs w:val="26"/>
-        </w:rPr>
-      </w:pPr>
-    </w:p>
-    <w:p>
-      <w:pPr>
-        <w:rPr>
-          <w:sz w:val="26"/>
-          <w:szCs w:val="26"/>
-        </w:rPr>
-      </w:pPr>
-      <w:r>
-        <w:rPr>
-          <w:sz w:val="26"/>
-          <w:szCs w:val="26"/>
-        </w:rPr>
-        <w:t>Example: Coupon Application Flow</w:t>
-      </w:r>
-    </w:p>
-    <w:p>
-      <w:pPr>
-        <w:rPr>
-          <w:sz w:val="26"/>
-          <w:szCs w:val="26"/>
-        </w:rPr>
-      </w:pPr>
-      <w:r>
-        <w:rPr>
-          <w:sz w:val="26"/>
-          <w:szCs w:val="26"/>
-        </w:rPr>
-        <w:t>1. The frontend sends POST /api/coupons/apply with a coupon code.</w:t>
-      </w:r>
-    </w:p>
-    <w:p>
-      <w:pPr>
-        <w:rPr>
-          <w:sz w:val="26"/>
-          <w:szCs w:val="26"/>
-        </w:rPr>
-      </w:pPr>
-      <w:r>
-        <w:rPr>
-          <w:sz w:val="26"/>
-          <w:szCs w:val="26"/>
-        </w:rPr>
-        <w:t>2. CouponController.apply_coupon() calls CouponService.apply_coupon(code).</w:t>
-      </w:r>
-    </w:p>
-    <w:p>
-      <w:pPr>
-        <w:rPr>
-          <w:sz w:val="26"/>
-          <w:szCs w:val="26"/>
-        </w:rPr>
-      </w:pPr>
-      <w:r>
-        <w:rPr>
-          <w:sz w:val="26"/>
-          <w:szCs w:val="26"/>
-        </w:rPr>
-        <w:t>3. CouponService.apply_coupon:</w:t>
-      </w:r>
-    </w:p>
-    <w:p>
-      <w:pPr>
-        <w:numPr>
-          <w:ilvl w:val="0"/>
-          <w:numId w:val="39"/>
-        </w:numPr>
-        <w:rPr>
-          <w:sz w:val="26"/>
-          <w:szCs w:val="26"/>
-        </w:rPr>
-      </w:pPr>
-      <w:r>
-        <w:rPr>
-          <w:sz w:val="26"/>
-          <w:szCs w:val="26"/>
-        </w:rPr>
-        <w:t xml:space="preserve"> Loads the coupon by code via CouponRepository.</w:t>
-      </w:r>
-    </w:p>
-    <w:p>
-      <w:pPr>
-        <w:numPr>
-          <w:ilvl w:val="0"/>
-          <w:numId w:val="39"/>
-        </w:numPr>
-        <w:rPr>
-          <w:sz w:val="26"/>
-          <w:szCs w:val="26"/>
-        </w:rPr>
-      </w:pPr>
-      <w:r>
-        <w:rPr>
-          <w:sz w:val="26"/>
-          <w:szCs w:val="26"/>
-        </w:rPr>
-        <w:t xml:space="preserve"> Validates that the coupon exists and is active.</w:t>
-      </w:r>
-    </w:p>
-    <w:p>
-      <w:pPr>
-        <w:numPr>
-          <w:ilvl w:val="0"/>
-          <w:numId w:val="39"/>
-        </w:numPr>
-        <w:rPr>
-          <w:sz w:val="26"/>
-          <w:szCs w:val="26"/>
-        </w:rPr>
-      </w:pPr>
-      <w:r>
-        <w:rPr>
-          <w:sz w:val="26"/>
-          <w:szCs w:val="26"/>
-        </w:rPr>
-        <w:t xml:space="preserve"> Checks current date against coupon.valid_from and coupon.valid_to, ensuring The coupon is neither expired nor not yet valid.</w:t>
-      </w:r>
-    </w:p>
-    <w:p>
-      <w:pPr>
-        <w:numPr>
-          <w:ilvl w:val="0"/>
-          <w:numId w:val="43"/>
-        </w:numPr>
-        <w:rPr>
-          <w:sz w:val="26"/>
-          <w:szCs w:val="26"/>
-        </w:rPr>
-      </w:pPr>
-      <w:r>
-        <w:rPr>
-          <w:sz w:val="26"/>
-          <w:szCs w:val="26"/>
-        </w:rPr>
-        <w:t xml:space="preserve"> Returns coupon details to the controller, which then responds with discount information so that the frontend can adjust the total price.</w:t>
-      </w:r>
-    </w:p>
-    <w:p>
-      <w:pPr>
-        <w:rPr>
-          <w:sz w:val="26"/>
-          <w:szCs w:val="26"/>
-        </w:rPr>
-      </w:pPr>
-    </w:p>
-    <w:p>
-      <w:pPr>
-        <w:rPr>
-          <w:sz w:val="26"/>
-          <w:szCs w:val="26"/>
-        </w:rPr>
-      </w:pPr>
-      <w:r>
-        <w:rPr>
-          <w:sz w:val="26"/>
-          <w:szCs w:val="26"/>
-        </w:rPr>
-        <w:t>Example: Payment Processing Flow</w:t>
-      </w:r>
-    </w:p>
-    <w:p>
-      <w:pPr>
-        <w:rPr>
-          <w:sz w:val="26"/>
-          <w:szCs w:val="26"/>
-        </w:rPr>
-      </w:pPr>
-      <w:r>
-        <w:rPr>
-          <w:sz w:val="26"/>
-          <w:szCs w:val="26"/>
-        </w:rPr>
-        <w:t>1. Frontend sends POST /api/payments with JSON:</w:t>
-      </w:r>
-    </w:p>
-    <w:p>
-      <w:pPr>
-        <w:rPr>
-          <w:sz w:val="26"/>
-          <w:szCs w:val="26"/>
-        </w:rPr>
-      </w:pPr>
-      <w:r>
-        <w:rPr>
-          <w:sz w:val="26"/>
-          <w:szCs w:val="26"/>
-        </w:rPr>
-        <w:t xml:space="preserve">   - booking_id, amount, payment_method (credit_card/cash/bank_transfer), optional user_id context.</w:t>
-      </w:r>
-    </w:p>
-    <w:p>
-      <w:pPr>
-        <w:rPr>
-          <w:sz w:val="26"/>
-          <w:szCs w:val="26"/>
-        </w:rPr>
-      </w:pPr>
-      <w:r>
-        <w:rPr>
-          <w:sz w:val="26"/>
-          <w:szCs w:val="26"/>
-        </w:rPr>
-        <w:t>2. PaymentController.process_payment delegates to PaymentService.process_payment(...).</w:t>
-      </w:r>
-    </w:p>
-    <w:p>
-      <w:pPr>
-        <w:rPr>
-          <w:sz w:val="26"/>
-          <w:szCs w:val="26"/>
-        </w:rPr>
-      </w:pPr>
-      <w:r>
-        <w:rPr>
-          <w:sz w:val="26"/>
-          <w:szCs w:val="26"/>
-        </w:rPr>
-        <w:t>3. PaymentService validates:</w:t>
-      </w:r>
-    </w:p>
-    <w:p>
-      <w:pPr>
-        <w:numPr>
-          <w:ilvl w:val="0"/>
-          <w:numId w:val="31"/>
-        </w:numPr>
-        <w:rPr>
-          <w:sz w:val="26"/>
-          <w:szCs w:val="26"/>
-        </w:rPr>
-      </w:pPr>
-      <w:r>
-        <w:rPr>
-          <w:sz w:val="26"/>
-          <w:szCs w:val="26"/>
-        </w:rPr>
-        <w:t xml:space="preserve"> amount &gt; 0; payment_method in allowed methods; booking exists and not cancelled.</w:t>
-      </w:r>
-    </w:p>
-    <w:p>
-      <w:pPr>
-        <w:rPr>
-          <w:sz w:val="26"/>
-          <w:szCs w:val="26"/>
-        </w:rPr>
-      </w:pPr>
-      <w:r>
-        <w:rPr>
-          <w:sz w:val="26"/>
-          <w:szCs w:val="26"/>
-        </w:rPr>
-        <w:t>4. If wallet-based payment is used in the current design, the service checks wallet balance and deducts.</w:t>
-      </w:r>
-    </w:p>
-    <w:p>
-      <w:pPr>
-        <w:rPr>
-          <w:sz w:val="26"/>
-          <w:szCs w:val="26"/>
-        </w:rPr>
-      </w:pPr>
-      <w:r>
-        <w:rPr>
-          <w:sz w:val="26"/>
-          <w:szCs w:val="26"/>
-        </w:rPr>
-        <w:t>5. PaymentRepository saves payment records (status pending/completed).</w:t>
-      </w:r>
-    </w:p>
-    <w:p>
-      <w:pPr>
-        <w:rPr>
-          <w:sz w:val="26"/>
-          <w:szCs w:val="26"/>
-        </w:rPr>
-      </w:pPr>
-      <w:r>
-        <w:rPr>
-          <w:sz w:val="26"/>
-          <w:szCs w:val="26"/>
-        </w:rPr>
-        <w:t>6. Backend returns payment result to the frontend.</w:t>
-      </w:r>
-    </w:p>
-    <w:p>
-      <w:pPr>
-        <w:rPr>
-          <w:sz w:val="26"/>
-          <w:szCs w:val="26"/>
-        </w:rPr>
-      </w:pPr>
-    </w:p>
-    <w:p>
-      <w:pPr>
-        <w:rPr>
-          <w:sz w:val="26"/>
-          <w:szCs w:val="26"/>
-        </w:rPr>
-      </w:pPr>
-      <w:r>
-        <w:rPr>
-          <w:sz w:val="26"/>
-          <w:szCs w:val="26"/>
-        </w:rPr>
-        <w:t>Example: Check-in Flow (Receptionist)</w:t>
-      </w:r>
-    </w:p>
-    <w:p>
-      <w:pPr>
-        <w:rPr>
-          <w:sz w:val="26"/>
-          <w:szCs w:val="26"/>
-        </w:rPr>
-      </w:pPr>
-      <w:r>
-        <w:rPr>
-          <w:sz w:val="26"/>
-          <w:szCs w:val="26"/>
-        </w:rPr>
-        <w:t>1. The receptionist selects a booking and calls POST /api/checkins (booking_id, receptionist_id, optional room_id).</w:t>
-      </w:r>
-    </w:p>
-    <w:p>
-      <w:pPr>
-        <w:rPr>
-          <w:sz w:val="26"/>
-          <w:szCs w:val="26"/>
-        </w:rPr>
-      </w:pPr>
-      <w:r>
-        <w:rPr>
-          <w:sz w:val="26"/>
-          <w:szCs w:val="26"/>
-        </w:rPr>
-        <w:t>2. CheckInController delegates to CheckInService.process_checkin(...).</w:t>
-      </w:r>
-    </w:p>
-    <w:p>
-      <w:pPr>
-        <w:rPr>
-          <w:sz w:val="26"/>
-          <w:szCs w:val="26"/>
-        </w:rPr>
-      </w:pPr>
-      <w:r>
-        <w:rPr>
-          <w:sz w:val="26"/>
-          <w:szCs w:val="26"/>
-        </w:rPr>
-        <w:t>3. Service validates booking exists, not already checked in, and room assignment matches booking.room_type.</w:t>
-      </w:r>
-    </w:p>
-    <w:p>
-      <w:pPr>
-        <w:rPr>
-          <w:sz w:val="26"/>
-          <w:szCs w:val="26"/>
-        </w:rPr>
-      </w:pPr>
-      <w:r>
-        <w:rPr>
-          <w:sz w:val="26"/>
-          <w:szCs w:val="26"/>
-        </w:rPr>
-        <w:t>4. Repository saves check-in records and service updates booking status to checked_in and room status to occupied.</w:t>
-      </w:r>
-    </w:p>
-    <w:p>
-      <w:pPr>
-        <w:rPr>
-          <w:sz w:val="26"/>
-          <w:szCs w:val="26"/>
-        </w:rPr>
-      </w:pPr>
-      <w:r>
-        <w:rPr>
-          <w:sz w:val="26"/>
-          <w:szCs w:val="26"/>
-        </w:rPr>
-        <w:lastRenderedPageBreak/>
-        <w:t>5. Backend returns the check-in record.</w:t>
-      </w:r>
-    </w:p>
-    <w:p>
-      <w:pPr>
-        <w:rPr>
-          <w:sz w:val="26"/>
-          <w:szCs w:val="26"/>
-        </w:rPr>
-      </w:pPr>
-    </w:p>
-    <w:p>
-      <w:pPr>
-        <w:rPr>
-          <w:sz w:val="26"/>
-          <w:szCs w:val="26"/>
-        </w:rPr>
-      </w:pPr>
-      <w:r>
-        <w:rPr>
-          <w:sz w:val="26"/>
-          <w:szCs w:val="26"/>
-        </w:rPr>
-        <w:t>Example: Check-out Flow (Receptionist)</w:t>
-      </w:r>
-    </w:p>
-    <w:p>
-      <w:pPr>
-        <w:rPr>
-          <w:sz w:val="26"/>
-          <w:szCs w:val="26"/>
-        </w:rPr>
-      </w:pPr>
-      <w:r>
-        <w:rPr>
-          <w:sz w:val="26"/>
-          <w:szCs w:val="26"/>
-        </w:rPr>
-        <w:t>1. The receptionist calls POST /api/checkouts with booking_id and checkout details.</w:t>
-      </w:r>
-    </w:p>
-    <w:p>
-      <w:pPr>
-        <w:rPr>
-          <w:sz w:val="26"/>
-          <w:szCs w:val="26"/>
-        </w:rPr>
-      </w:pPr>
-      <w:r>
-        <w:rPr>
-          <w:sz w:val="26"/>
-          <w:szCs w:val="26"/>
-        </w:rPr>
-        <w:t>2. CheckInService validates that a check-in exists for the booking.</w:t>
-      </w:r>
-    </w:p>
-    <w:p>
-      <w:pPr>
-        <w:rPr>
-          <w:sz w:val="26"/>
-          <w:szCs w:val="26"/>
-        </w:rPr>
-      </w:pPr>
-      <w:r>
-        <w:rPr>
-          <w:sz w:val="26"/>
-          <w:szCs w:val="26"/>
-        </w:rPr>
-        <w:t>3. Service calculates total checkout amount:</w:t>
-      </w:r>
-    </w:p>
-    <w:p>
-      <w:pPr>
-        <w:numPr>
-          <w:ilvl w:val="0"/>
-          <w:numId w:val="33"/>
-        </w:numPr>
-        <w:ind w:left="425"/>
-        <w:rPr>
-          <w:sz w:val="26"/>
-          <w:szCs w:val="26"/>
-        </w:rPr>
-      </w:pPr>
-      <w:r>
-        <w:rPr>
-          <w:sz w:val="26"/>
-          <w:szCs w:val="26"/>
-        </w:rPr>
-        <w:t xml:space="preserve"> room cost (booking.total_price) + additional services (service_requests total).</w:t>
-      </w:r>
-    </w:p>
-    <w:p>
-      <w:pPr>
-        <w:rPr>
-          <w:sz w:val="26"/>
-          <w:szCs w:val="26"/>
-        </w:rPr>
-      </w:pPr>
-      <w:r>
-        <w:rPr>
-          <w:sz w:val="26"/>
-          <w:szCs w:val="26"/>
-        </w:rPr>
-        <w:t>4. Repository saves checkout record; service updates booking status to checked_out and releases/updates room status.</w:t>
-      </w:r>
-    </w:p>
-    <w:p>
-      <w:pPr>
-        <w:rPr>
-          <w:sz w:val="26"/>
-          <w:szCs w:val="26"/>
-        </w:rPr>
-      </w:pPr>
-      <w:r>
-        <w:rPr>
-          <w:sz w:val="26"/>
-          <w:szCs w:val="26"/>
-        </w:rPr>
-        <w:t>5. Backend returns checkout result; user can view summary via GET /api/checkouts/summary/&lt;booking_id&gt;.</w:t>
-      </w:r>
-    </w:p>
-    <w:p>
-      <w:pPr>
-        <w:rPr>
-          <w:sz w:val="26"/>
-          <w:szCs w:val="26"/>
-        </w:rPr>
-      </w:pPr>
-    </w:p>
-    <w:p>
-      <w:pPr>
-        <w:rPr>
-          <w:sz w:val="26"/>
-          <w:szCs w:val="26"/>
-        </w:rPr>
-      </w:pPr>
-      <w:r>
-        <w:rPr>
-          <w:sz w:val="26"/>
-          <w:szCs w:val="26"/>
-        </w:rPr>
-        <w:t>Example: Service Request Flow</w:t>
-      </w:r>
-    </w:p>
-    <w:p>
-      <w:pPr>
-        <w:rPr>
-          <w:sz w:val="26"/>
-          <w:szCs w:val="26"/>
-        </w:rPr>
-      </w:pPr>
-      <w:r>
-        <w:rPr>
-          <w:sz w:val="26"/>
-          <w:szCs w:val="26"/>
-        </w:rPr>
-        <w:t>1. User requests a service via POST /api/services/request (booking_id, service_id, quantity).</w:t>
-      </w:r>
-    </w:p>
-    <w:p>
-      <w:pPr>
-        <w:rPr>
-          <w:sz w:val="26"/>
-          <w:szCs w:val="26"/>
-        </w:rPr>
-      </w:pPr>
-      <w:r>
-        <w:rPr>
-          <w:sz w:val="26"/>
-          <w:szCs w:val="26"/>
-        </w:rPr>
-        <w:t>2. ServiceController delegates to ServiceService.create_service_request(...).</w:t>
-      </w:r>
-    </w:p>
-    <w:p>
-      <w:pPr>
-        <w:rPr>
-          <w:sz w:val="26"/>
-          <w:szCs w:val="26"/>
-        </w:rPr>
-      </w:pPr>
-      <w:r>
-        <w:rPr>
-          <w:sz w:val="26"/>
-          <w:szCs w:val="26"/>
-        </w:rPr>
-        <w:t>3. ServiceService validates booking exists and service exists, then creates service_requests record.</w:t>
-      </w:r>
-    </w:p>
-    <w:p>
-      <w:pPr>
-        <w:rPr>
-          <w:sz w:val="26"/>
-          <w:szCs w:val="26"/>
-        </w:rPr>
-      </w:pPr>
-      <w:r>
-        <w:rPr>
-          <w:sz w:val="26"/>
-          <w:szCs w:val="26"/>
-        </w:rPr>
-        <w:t>4. Receptionist/Admin can view and manage requests via:</w:t>
-      </w:r>
-    </w:p>
-    <w:p>
-      <w:pPr>
-        <w:numPr>
-          <w:ilvl w:val="0"/>
-          <w:numId w:val="40"/>
-        </w:numPr>
-        <w:ind w:left="425"/>
-        <w:rPr>
-          <w:sz w:val="26"/>
-          <w:szCs w:val="26"/>
-        </w:rPr>
-      </w:pPr>
-      <w:r>
-        <w:rPr>
-          <w:sz w:val="26"/>
-          <w:szCs w:val="26"/>
-        </w:rPr>
-        <w:t xml:space="preserve"> GET /api/service-requests, GET /api/service-requests/&lt;id&gt;, PUT /api/service-requests/&lt;id&gt;.</w:t>
-      </w:r>
-    </w:p>
-    <w:p>
-      <w:pPr>
-        <w:rPr>
-          <w:sz w:val="26"/>
-          <w:szCs w:val="26"/>
-        </w:rPr>
-      </w:pPr>
-    </w:p>
-    <w:p>
-      <w:pPr>
-        <w:rPr>
-          <w:sz w:val="26"/>
-          <w:szCs w:val="26"/>
-        </w:rPr>
-      </w:pPr>
-      <w:r>
-        <w:rPr>
-          <w:sz w:val="26"/>
-          <w:szCs w:val="26"/>
-        </w:rPr>
-        <w:t>Example: Wallet Flow</w:t>
-      </w:r>
-    </w:p>
-    <w:p>
-      <w:pPr>
-        <w:rPr>
-          <w:sz w:val="26"/>
-          <w:szCs w:val="26"/>
-        </w:rPr>
-      </w:pPr>
-      <w:r>
-        <w:rPr>
-          <w:rFonts w:ascii="Cardo" w:eastAsia="Cardo" w:hAnsi="Cardo" w:cs="Cardo"/>
-          <w:sz w:val="26"/>
-          <w:szCs w:val="26"/>
-        </w:rPr>
-        <w:t>1. User opens wallet page → GET /api/wallet.</w:t>
-      </w:r>
-    </w:p>
-    <w:p>
-      <w:pPr>
-        <w:rPr>
-          <w:sz w:val="26"/>
-          <w:szCs w:val="26"/>
-        </w:rPr>
-      </w:pPr>
-      <w:r>
-        <w:rPr>
-          <w:sz w:val="26"/>
-          <w:szCs w:val="26"/>
-        </w:rPr>
-        <w:t>2. WalletService returns wallet; if missing, creates one with balance 0.</w:t>
-      </w:r>
-    </w:p>
-    <w:p>
-      <w:pPr>
-        <w:rPr>
-          <w:sz w:val="26"/>
-          <w:szCs w:val="26"/>
-        </w:rPr>
-      </w:pPr>
-      <w:r>
-        <w:rPr>
-          <w:rFonts w:ascii="Cardo" w:eastAsia="Cardo" w:hAnsi="Cardo" w:cs="Cardo"/>
-          <w:sz w:val="26"/>
-          <w:szCs w:val="26"/>
-        </w:rPr>
-        <w:t>3. User tops up → POST /api/wallet/topup with amount; system validates numeric and &gt; 0, then updates balance.</w:t>
-      </w:r>
-    </w:p>
-    <w:p>
-      <w:pPr>
-        <w:rPr>
-          <w:sz w:val="28"/>
-          <w:szCs w:val="28"/>
-        </w:rPr>
-      </w:pPr>
-    </w:p>
-    <w:p>
-      <w:pPr>
-        <w:pStyle w:val="Heading3"/>
         <w:rPr>
           <w:b/>
           <w:bCs/>
@@ -33328,9 +33244,222 @@
           <w:sz w:val="30"/>
           <w:szCs w:val="30"/>
         </w:rPr>
-      </w:pPr>
-      <w:bookmarkStart w:id="16" w:name="_Toc223366121"/>
+        <w:t>2.3.1 Key Validation &amp; Error Handling Strategy</w:t>
+      </w:r>
+      <w:bookmarkEnd w:id="16"/>
+    </w:p>
+    <w:p>
+      <w:pPr>
+        <w:rPr>
+          <w:sz w:val="26"/>
+          <w:szCs w:val="26"/>
+        </w:rPr>
+      </w:pPr>
       <w:r>
+        <w:rPr>
+          <w:sz w:val="26"/>
+          <w:szCs w:val="26"/>
+        </w:rPr>
+        <w:t>Input validation is primarily implemented in the Service layer (e.g., BookingService, PaymentService, CouponService):</w:t>
+      </w:r>
+    </w:p>
+    <w:p>
+      <w:pPr>
+        <w:numPr>
+          <w:ilvl w:val="0"/>
+          <w:numId w:val="38"/>
+        </w:numPr>
+        <w:rPr>
+          <w:sz w:val="26"/>
+          <w:szCs w:val="26"/>
+        </w:rPr>
+      </w:pPr>
+      <w:r>
+        <w:rPr>
+          <w:sz w:val="26"/>
+          <w:szCs w:val="26"/>
+        </w:rPr>
+        <w:t>Date validation: YYYY-MM-DD; check-in not in past; check-out after check-in.</w:t>
+      </w:r>
+    </w:p>
+    <w:p>
+      <w:pPr>
+        <w:numPr>
+          <w:ilvl w:val="0"/>
+          <w:numId w:val="38"/>
+        </w:numPr>
+        <w:rPr>
+          <w:sz w:val="26"/>
+          <w:szCs w:val="26"/>
+        </w:rPr>
+      </w:pPr>
+      <w:r>
+        <w:rPr>
+          <w:sz w:val="26"/>
+          <w:szCs w:val="26"/>
+        </w:rPr>
+        <w:t>Money validation: amount &gt; 0; discounts within valid ranges.</w:t>
+      </w:r>
+    </w:p>
+    <w:p>
+      <w:pPr>
+        <w:numPr>
+          <w:ilvl w:val="0"/>
+          <w:numId w:val="38"/>
+        </w:numPr>
+        <w:rPr>
+          <w:sz w:val="26"/>
+          <w:szCs w:val="26"/>
+        </w:rPr>
+      </w:pPr>
+      <w:r>
+        <w:rPr>
+          <w:sz w:val="26"/>
+          <w:szCs w:val="26"/>
+        </w:rPr>
+        <w:t>State validation: cannot cancel/update after check-in; cannot checkout without check-in.</w:t>
+      </w:r>
+    </w:p>
+    <w:p>
+      <w:pPr>
+        <w:numPr>
+          <w:ilvl w:val="0"/>
+          <w:numId w:val="38"/>
+        </w:numPr>
+        <w:rPr>
+          <w:sz w:val="26"/>
+          <w:szCs w:val="26"/>
+        </w:rPr>
+      </w:pPr>
+      <w:r>
+        <w:rPr>
+          <w:sz w:val="26"/>
+          <w:szCs w:val="26"/>
+        </w:rPr>
+        <w:t>Role validation: enforced by middleware decorators (401/403).</w:t>
+      </w:r>
+    </w:p>
+    <w:p>
+      <w:pPr>
+        <w:rPr>
+          <w:sz w:val="26"/>
+          <w:szCs w:val="26"/>
+        </w:rPr>
+      </w:pPr>
+    </w:p>
+    <w:p>
+      <w:pPr>
+        <w:rPr>
+          <w:sz w:val="26"/>
+          <w:szCs w:val="26"/>
+        </w:rPr>
+      </w:pPr>
+      <w:r>
+        <w:rPr>
+          <w:sz w:val="26"/>
+          <w:szCs w:val="26"/>
+        </w:rPr>
+        <w:t>Error Response Strategy (high-level):</w:t>
+      </w:r>
+    </w:p>
+    <w:p>
+      <w:pPr>
+        <w:numPr>
+          <w:ilvl w:val="0"/>
+          <w:numId w:val="12"/>
+        </w:numPr>
+        <w:rPr>
+          <w:sz w:val="26"/>
+          <w:szCs w:val="26"/>
+        </w:rPr>
+      </w:pPr>
+      <w:r>
+        <w:rPr>
+          <w:sz w:val="26"/>
+          <w:szCs w:val="26"/>
+        </w:rPr>
+        <w:t>400 Bad Request: invalid input data, business rule violation</w:t>
+      </w:r>
+    </w:p>
+    <w:p>
+      <w:pPr>
+        <w:numPr>
+          <w:ilvl w:val="0"/>
+          <w:numId w:val="12"/>
+        </w:numPr>
+        <w:rPr>
+          <w:sz w:val="26"/>
+          <w:szCs w:val="26"/>
+        </w:rPr>
+      </w:pPr>
+      <w:r>
+        <w:rPr>
+          <w:sz w:val="26"/>
+          <w:szCs w:val="26"/>
+        </w:rPr>
+        <w:t>401 Unauthorized: authentication required / missing X-User-Id</w:t>
+      </w:r>
+    </w:p>
+    <w:p>
+      <w:pPr>
+        <w:numPr>
+          <w:ilvl w:val="0"/>
+          <w:numId w:val="12"/>
+        </w:numPr>
+        <w:rPr>
+          <w:sz w:val="26"/>
+          <w:szCs w:val="26"/>
+        </w:rPr>
+      </w:pPr>
+      <w:r>
+        <w:rPr>
+          <w:sz w:val="26"/>
+          <w:szCs w:val="26"/>
+        </w:rPr>
+        <w:t>403 Forbidden: role not permitted</w:t>
+      </w:r>
+    </w:p>
+    <w:p>
+      <w:pPr>
+        <w:numPr>
+          <w:ilvl w:val="0"/>
+          <w:numId w:val="12"/>
+        </w:numPr>
+        <w:rPr>
+          <w:sz w:val="26"/>
+          <w:szCs w:val="26"/>
+        </w:rPr>
+      </w:pPr>
+      <w:r>
+        <w:rPr>
+          <w:sz w:val="26"/>
+          <w:szCs w:val="26"/>
+        </w:rPr>
+        <w:t>404 Not Found: resource not found (booking/room/service/coupon/etc.)</w:t>
+      </w:r>
+    </w:p>
+    <w:p>
+      <w:pPr>
+        <w:numPr>
+          <w:ilvl w:val="0"/>
+          <w:numId w:val="12"/>
+        </w:numPr>
+        <w:rPr>
+          <w:sz w:val="26"/>
+          <w:szCs w:val="26"/>
+        </w:rPr>
+      </w:pPr>
+      <w:r>
+        <w:rPr>
+          <w:sz w:val="26"/>
+          <w:szCs w:val="26"/>
+        </w:rPr>
+        <w:t>500 Internal Server Error: database or unexpected server errors</w:t>
+      </w:r>
+    </w:p>
+    <w:p>
+      <w:pPr>
+        <w:pStyle w:val="Heading3"/>
         <w:rPr>
           <w:b/>
           <w:bCs/>
@@ -33338,8 +33467,8 @@
           <w:sz w:val="30"/>
           <w:szCs w:val="30"/>
         </w:rPr>
-        <w:t>2</w:t>
-      </w:r>
+      </w:pPr>
+      <w:bookmarkStart w:id="17" w:name="_Toc223366122"/>
       <w:r>
         <w:rPr>
           <w:b/>
@@ -33348,251 +33477,8 @@
           <w:sz w:val="30"/>
           <w:szCs w:val="30"/>
         </w:rPr>
-        <w:t>.3.1 Key Validation &amp; Error Handling Strategy</w:t>
-      </w:r>
-      <w:bookmarkEnd w:id="16"/>
-    </w:p>
-    <w:p>
-      <w:pPr>
-        <w:rPr>
-          <w:sz w:val="26"/>
-          <w:szCs w:val="26"/>
-        </w:rPr>
-      </w:pPr>
-      <w:r>
-        <w:rPr>
-          <w:sz w:val="26"/>
-          <w:szCs w:val="26"/>
-        </w:rPr>
-        <w:t>Input validation is primarily implemented in the Service layer (e.g., BookingService, PaymentService, CouponService):</w:t>
-      </w:r>
-    </w:p>
-    <w:p>
-      <w:pPr>
-        <w:numPr>
-          <w:ilvl w:val="0"/>
-          <w:numId w:val="38"/>
-        </w:numPr>
-        <w:rPr>
-          <w:sz w:val="26"/>
-          <w:szCs w:val="26"/>
-        </w:rPr>
-      </w:pPr>
-      <w:r>
-        <w:rPr>
-          <w:sz w:val="26"/>
-          <w:szCs w:val="26"/>
-        </w:rPr>
-        <w:t>Date validation: YYYY-MM-DD; check-in not in past; check-out after check-in.</w:t>
-      </w:r>
-    </w:p>
-    <w:p>
-      <w:pPr>
-        <w:numPr>
-          <w:ilvl w:val="0"/>
-          <w:numId w:val="38"/>
-        </w:numPr>
-        <w:rPr>
-          <w:sz w:val="26"/>
-          <w:szCs w:val="26"/>
-        </w:rPr>
-      </w:pPr>
-      <w:r>
-        <w:rPr>
-          <w:sz w:val="26"/>
-          <w:szCs w:val="26"/>
-        </w:rPr>
-        <w:t>Money validation: amount &gt; 0; discounts within valid ranges.</w:t>
-      </w:r>
-    </w:p>
-    <w:p>
-      <w:pPr>
-        <w:numPr>
-          <w:ilvl w:val="0"/>
-          <w:numId w:val="38"/>
-        </w:numPr>
-        <w:rPr>
-          <w:sz w:val="26"/>
-          <w:szCs w:val="26"/>
-        </w:rPr>
-      </w:pPr>
-      <w:r>
-        <w:rPr>
-          <w:sz w:val="26"/>
-          <w:szCs w:val="26"/>
-        </w:rPr>
-        <w:t>State validation: cannot cancel/update after check-in; cannot checkout without check-in.</w:t>
-      </w:r>
-    </w:p>
-    <w:p>
-      <w:pPr>
-        <w:numPr>
-          <w:ilvl w:val="0"/>
-          <w:numId w:val="38"/>
-        </w:numPr>
-        <w:rPr>
-          <w:sz w:val="26"/>
-          <w:szCs w:val="26"/>
-        </w:rPr>
-      </w:pPr>
-      <w:r>
-        <w:rPr>
-          <w:sz w:val="26"/>
-          <w:szCs w:val="26"/>
-        </w:rPr>
-        <w:t>Role validation: enforced by middleware decorators (401/403).</w:t>
-      </w:r>
-    </w:p>
-    <w:p>
-      <w:pPr>
-        <w:rPr>
-          <w:sz w:val="26"/>
-          <w:szCs w:val="26"/>
-        </w:rPr>
-      </w:pPr>
-    </w:p>
-    <w:p>
-      <w:pPr>
-        <w:rPr>
-          <w:sz w:val="26"/>
-          <w:szCs w:val="26"/>
-        </w:rPr>
-      </w:pPr>
-      <w:r>
-        <w:rPr>
-          <w:sz w:val="26"/>
-          <w:szCs w:val="26"/>
-        </w:rPr>
-        <w:t>Error Response Strategy (high-level):</w:t>
-      </w:r>
-    </w:p>
-    <w:p>
-      <w:pPr>
-        <w:numPr>
-          <w:ilvl w:val="0"/>
-          <w:numId w:val="12"/>
-        </w:numPr>
-        <w:rPr>
-          <w:sz w:val="26"/>
-          <w:szCs w:val="26"/>
-        </w:rPr>
-      </w:pPr>
-      <w:r>
-        <w:rPr>
-          <w:sz w:val="26"/>
-          <w:szCs w:val="26"/>
-        </w:rPr>
-        <w:t>400 Bad Request: invalid input data, business rule violation</w:t>
-      </w:r>
-    </w:p>
-    <w:p>
-      <w:pPr>
-        <w:numPr>
-          <w:ilvl w:val="0"/>
-          <w:numId w:val="12"/>
-        </w:numPr>
-        <w:rPr>
-          <w:sz w:val="26"/>
-          <w:szCs w:val="26"/>
-        </w:rPr>
-      </w:pPr>
-      <w:r>
-        <w:rPr>
-          <w:sz w:val="26"/>
-          <w:szCs w:val="26"/>
-        </w:rPr>
-        <w:t>401 Unauthorized: authentication required / missing X-User-Id</w:t>
-      </w:r>
-    </w:p>
-    <w:p>
-      <w:pPr>
-        <w:numPr>
-          <w:ilvl w:val="0"/>
-          <w:numId w:val="12"/>
-        </w:numPr>
-        <w:rPr>
-          <w:sz w:val="26"/>
-          <w:szCs w:val="26"/>
-        </w:rPr>
-      </w:pPr>
-      <w:r>
-        <w:rPr>
-          <w:sz w:val="26"/>
-          <w:szCs w:val="26"/>
-        </w:rPr>
-        <w:t>403 Forbidden: role not permitted</w:t>
-      </w:r>
-    </w:p>
-    <w:p>
-      <w:pPr>
-        <w:numPr>
-          <w:ilvl w:val="0"/>
-          <w:numId w:val="12"/>
-        </w:numPr>
-        <w:rPr>
-          <w:sz w:val="26"/>
-          <w:szCs w:val="26"/>
-        </w:rPr>
-      </w:pPr>
-      <w:r>
-        <w:rPr>
-          <w:sz w:val="26"/>
-          <w:szCs w:val="26"/>
-        </w:rPr>
         <w:lastRenderedPageBreak/>
-        <w:t>404 Not Found: resource not found (booking/room/service/coupon/etc.)</w:t>
-      </w:r>
-    </w:p>
-    <w:p>
-      <w:pPr>
-        <w:numPr>
-          <w:ilvl w:val="0"/>
-          <w:numId w:val="12"/>
-        </w:numPr>
-        <w:rPr>
-          <w:sz w:val="26"/>
-          <w:szCs w:val="26"/>
-        </w:rPr>
-      </w:pPr>
-      <w:r>
-        <w:rPr>
-          <w:sz w:val="26"/>
-          <w:szCs w:val="26"/>
-        </w:rPr>
-        <w:t>500 Internal Server Error: database or unexpected server errors</w:t>
-      </w:r>
-    </w:p>
-    <w:p>
-      <w:pPr>
-        <w:pStyle w:val="Heading3"/>
-        <w:rPr>
-          <w:b/>
-          <w:bCs/>
-          <w:color w:val="000000"/>
-          <w:sz w:val="30"/>
-          <w:szCs w:val="30"/>
-        </w:rPr>
-      </w:pPr>
-      <w:bookmarkStart w:id="17" w:name="_Toc223366122"/>
-      <w:r>
-        <w:rPr>
-          <w:b/>
-          <w:bCs/>
-          <w:color w:val="000000"/>
-          <w:sz w:val="30"/>
-          <w:szCs w:val="30"/>
-        </w:rPr>
-        <w:t>2</w:t>
-      </w:r>
-      <w:r>
-        <w:rPr>
-          <w:b/>
-          <w:bCs/>
-          <w:color w:val="000000"/>
-          <w:sz w:val="30"/>
-          <w:szCs w:val="30"/>
-        </w:rPr>
-        <w:t>.3.2 Runtime/Deployment View</w:t>
+        <w:t>2.3.2 Runtime/Deployment View</w:t>
       </w:r>
       <w:bookmarkEnd w:id="17"/>
     </w:p>
@@ -33765,19 +33651,7 @@
           <w:sz w:val="30"/>
           <w:szCs w:val="30"/>
         </w:rPr>
-        <w:lastRenderedPageBreak/>
-        <w:t>2</w:t>
-      </w:r>
-      <w:r>
-        <w:rPr>
-          <w:rFonts w:ascii="Times New Roman" w:eastAsia="Times New Roman" w:hAnsi="Times New Roman" w:cs="Times New Roman"/>
-          <w:b/>
-          <w:bCs/>
-          <w:color w:val="000000"/>
-          <w:sz w:val="30"/>
-          <w:szCs w:val="30"/>
-        </w:rPr>
-        <w:t>.4 Implementation: Client-Side Logic (Web UI – HTML/CSS/JS)</w:t>
+        <w:t>2.4 Implementation: Client-Side Logic (Web UI – HTML/CSS/JS)</w:t>
       </w:r>
       <w:bookmarkEnd w:id="18"/>
     </w:p>
@@ -33827,6 +33701,7 @@
           <w:sz w:val="26"/>
           <w:szCs w:val="26"/>
         </w:rPr>
+        <w:lastRenderedPageBreak/>
         <w:t>index.html: homepage introducing the hotel and quick access to room browsing.</w:t>
       </w:r>
     </w:p>
@@ -33942,17 +33817,90 @@
     </w:p>
     <w:p>
       <w:pPr>
-        <w:rPr>
-          <w:sz w:val="26"/>
-          <w:szCs w:val="26"/>
-        </w:rPr>
-      </w:pPr>
+        <w:jc w:val="center"/>
+        <w:rPr>
+          <w:sz w:val="26"/>
+          <w:szCs w:val="26"/>
+        </w:rPr>
+      </w:pPr>
+      <w:r>
+        <w:rPr>
+          <w:sz w:val="26"/>
+          <w:szCs w:val="26"/>
+          <w:lang w:val="en-US"/>
+        </w:rPr>
+        <w:drawing>
+          <wp:inline distT="0" distB="0" distL="0" distR="0" wp14:anchorId="0EAD85F6" wp14:editId="62844A55">
+            <wp:extent cx="5524500" cy="2514600"/>
+            <wp:effectExtent l="0" t="0" r="0" b="0"/>
+            <wp:docPr id="660391925" name="Picture 37"/>
+            <wp:cNvGraphicFramePr>
+              <a:graphicFrameLocks xmlns:a="http://schemas.openxmlformats.org/drawingml/2006/main" noChangeAspect="1"/>
+            </wp:cNvGraphicFramePr>
+            <a:graphic xmlns:a="http://schemas.openxmlformats.org/drawingml/2006/main">
+              <a:graphicData uri="http://schemas.openxmlformats.org/drawingml/2006/picture">
+                <pic:pic xmlns:pic="http://schemas.openxmlformats.org/drawingml/2006/picture">
+                  <pic:nvPicPr>
+                    <pic:cNvPr id="0" name="Picture 6"/>
+                    <pic:cNvPicPr>
+                      <a:picLocks noChangeAspect="1" noChangeArrowheads="1"/>
+                    </pic:cNvPicPr>
+                  </pic:nvPicPr>
+                  <pic:blipFill>
+                    <a:blip r:embed="rId20" cstate="print">
+                      <a:extLst>
+                        <a:ext uri="{28A0092B-C50C-407E-A947-70E740481C1C}">
+                          <a14:useLocalDpi xmlns:a14="http://schemas.microsoft.com/office/drawing/2010/main" val="0"/>
+                        </a:ext>
+                      </a:extLst>
+                    </a:blip>
+                    <a:srcRect/>
+                    <a:stretch>
+                      <a:fillRect/>
+                    </a:stretch>
+                  </pic:blipFill>
+                  <pic:spPr bwMode="auto">
+                    <a:xfrm>
+                      <a:off x="0" y="0"/>
+                      <a:ext cx="5524500" cy="2514600"/>
+                    </a:xfrm>
+                    <a:prstGeom prst="rect">
+                      <a:avLst/>
+                    </a:prstGeom>
+                    <a:noFill/>
+                    <a:ln>
+                      <a:noFill/>
+                    </a:ln>
+                  </pic:spPr>
+                </pic:pic>
+              </a:graphicData>
+            </a:graphic>
+          </wp:inline>
+        </w:drawing>
+      </w:r>
     </w:p>
     <w:p>
       <w:pPr>
-        <w:rPr>
-          <w:sz w:val="26"/>
-          <w:szCs w:val="26"/>
+        <w:jc w:val="center"/>
+        <w:rPr>
+          <w:lang w:val="en-US"/>
+        </w:rPr>
+      </w:pPr>
+      <w:r>
+        <w:rPr>
+          <w:i/>
+          <w:iCs/>
+          <w:lang w:val="en-US"/>
+        </w:rPr>
+        <w:t>Figure 13: Homepage</w:t>
+      </w:r>
+    </w:p>
+    <w:p>
+      <w:pPr>
+        <w:rPr>
+          <w:sz w:val="26"/>
+          <w:szCs w:val="26"/>
+          <w:lang w:val="en-US"/>
         </w:rPr>
       </w:pPr>
       <w:r>
@@ -33984,11 +33932,106 @@
     </w:p>
     <w:p>
       <w:pPr>
-        <w:rPr>
-          <w:sz w:val="26"/>
-          <w:szCs w:val="26"/>
-        </w:rPr>
-      </w:pPr>
+        <w:pStyle w:val="NormalWeb"/>
+        <w:spacing w:before="0" w:beforeAutospacing="0" w:after="0" w:afterAutospacing="0"/>
+        <w:ind w:left="65"/>
+        <w:jc w:val="center"/>
+      </w:pPr>
+      <w:r>
+        <w:rPr>
+          <w:noProof/>
+          <w:color w:val="000000"/>
+          <w:sz w:val="26"/>
+          <w:szCs w:val="26"/>
+          <w:bdr w:val="none" w:sz="0" w:space="0" w:color="auto" w:frame="1"/>
+        </w:rPr>
+        <w:drawing>
+          <wp:inline distT="0" distB="0" distL="0" distR="0" wp14:anchorId="49FE365B" wp14:editId="17E5B603">
+            <wp:extent cx="5591175" cy="2495550"/>
+            <wp:effectExtent l="0" t="0" r="9525" b="0"/>
+            <wp:docPr id="94604525" name="Picture 38"/>
+            <wp:cNvGraphicFramePr>
+              <a:graphicFrameLocks xmlns:a="http://schemas.openxmlformats.org/drawingml/2006/main" noChangeAspect="1"/>
+            </wp:cNvGraphicFramePr>
+            <a:graphic xmlns:a="http://schemas.openxmlformats.org/drawingml/2006/main">
+              <a:graphicData uri="http://schemas.openxmlformats.org/drawingml/2006/picture">
+                <pic:pic xmlns:pic="http://schemas.openxmlformats.org/drawingml/2006/picture">
+                  <pic:nvPicPr>
+                    <pic:cNvPr id="0" name="Picture 8"/>
+                    <pic:cNvPicPr>
+                      <a:picLocks noChangeAspect="1" noChangeArrowheads="1"/>
+                    </pic:cNvPicPr>
+                  </pic:nvPicPr>
+                  <pic:blipFill>
+                    <a:blip r:embed="rId21" cstate="print">
+                      <a:extLst>
+                        <a:ext uri="{28A0092B-C50C-407E-A947-70E740481C1C}">
+                          <a14:useLocalDpi xmlns:a14="http://schemas.microsoft.com/office/drawing/2010/main" val="0"/>
+                        </a:ext>
+                      </a:extLst>
+                    </a:blip>
+                    <a:srcRect/>
+                    <a:stretch>
+                      <a:fillRect/>
+                    </a:stretch>
+                  </pic:blipFill>
+                  <pic:spPr bwMode="auto">
+                    <a:xfrm>
+                      <a:off x="0" y="0"/>
+                      <a:ext cx="5591175" cy="2495550"/>
+                    </a:xfrm>
+                    <a:prstGeom prst="rect">
+                      <a:avLst/>
+                    </a:prstGeom>
+                    <a:noFill/>
+                    <a:ln>
+                      <a:noFill/>
+                    </a:ln>
+                  </pic:spPr>
+                </pic:pic>
+              </a:graphicData>
+            </a:graphic>
+          </wp:inline>
+        </w:drawing>
+      </w:r>
+    </w:p>
+    <w:p>
+      <w:pPr>
+        <w:pStyle w:val="NormalWeb"/>
+        <w:spacing w:before="0" w:beforeAutospacing="0" w:after="0" w:afterAutospacing="0"/>
+        <w:ind w:left="425"/>
+        <w:jc w:val="center"/>
+      </w:pPr>
+      <w:r>
+        <w:rPr>
+          <w:i/>
+          <w:iCs/>
+          <w:color w:val="000000"/>
+          <w:sz w:val="22"/>
+          <w:szCs w:val="22"/>
+        </w:rPr>
+        <w:t>Figure 1</w:t>
+      </w:r>
+      <w:r>
+        <w:rPr>
+          <w:i/>
+          <w:iCs/>
+          <w:color w:val="000000"/>
+          <w:sz w:val="22"/>
+          <w:szCs w:val="22"/>
+        </w:rPr>
+        <w:t>4</w:t>
+      </w:r>
+      <w:r>
+        <w:rPr>
+          <w:i/>
+          <w:iCs/>
+          <w:color w:val="000000"/>
+          <w:sz w:val="22"/>
+          <w:szCs w:val="22"/>
+        </w:rPr>
+        <w:t>: Login</w:t>
+      </w:r>
     </w:p>
     <w:p>
       <w:pPr>
@@ -34059,7 +34102,111 @@
           <w:sz w:val="26"/>
           <w:szCs w:val="26"/>
         </w:rPr>
+        <w:lastRenderedPageBreak/>
         <w:t>admin/admin-messages.html: page for internal messages or notifications.</w:t>
+      </w:r>
+    </w:p>
+    <w:p>
+      <w:pPr>
+        <w:pStyle w:val="NormalWeb"/>
+        <w:spacing w:before="0" w:beforeAutospacing="0" w:after="0" w:afterAutospacing="0"/>
+        <w:ind w:left="65"/>
+        <w:jc w:val="center"/>
+      </w:pPr>
+      <w:r>
+        <w:rPr>
+          <w:noProof/>
+          <w:color w:val="000000"/>
+          <w:sz w:val="26"/>
+          <w:szCs w:val="26"/>
+          <w:bdr w:val="none" w:sz="0" w:space="0" w:color="auto" w:frame="1"/>
+        </w:rPr>
+        <w:drawing>
+          <wp:inline distT="0" distB="0" distL="0" distR="0" wp14:anchorId="452151CC" wp14:editId="30DFE1C9">
+            <wp:extent cx="5943600" cy="2676525"/>
+            <wp:effectExtent l="0" t="0" r="0" b="9525"/>
+            <wp:docPr id="341678176" name="Picture 39"/>
+            <wp:cNvGraphicFramePr>
+              <a:graphicFrameLocks xmlns:a="http://schemas.openxmlformats.org/drawingml/2006/main" noChangeAspect="1"/>
+            </wp:cNvGraphicFramePr>
+            <a:graphic xmlns:a="http://schemas.openxmlformats.org/drawingml/2006/main">
+              <a:graphicData uri="http://schemas.openxmlformats.org/drawingml/2006/picture">
+                <pic:pic xmlns:pic="http://schemas.openxmlformats.org/drawingml/2006/picture">
+                  <pic:nvPicPr>
+                    <pic:cNvPr id="0" name="Picture 10"/>
+                    <pic:cNvPicPr>
+                      <a:picLocks noChangeAspect="1" noChangeArrowheads="1"/>
+                    </pic:cNvPicPr>
+                  </pic:nvPicPr>
+                  <pic:blipFill>
+                    <a:blip r:embed="rId22" cstate="print">
+                      <a:extLst>
+                        <a:ext uri="{28A0092B-C50C-407E-A947-70E740481C1C}">
+                          <a14:useLocalDpi xmlns:a14="http://schemas.microsoft.com/office/drawing/2010/main" val="0"/>
+                        </a:ext>
+                      </a:extLst>
+                    </a:blip>
+                    <a:srcRect/>
+                    <a:stretch>
+                      <a:fillRect/>
+                    </a:stretch>
+                  </pic:blipFill>
+                  <pic:spPr bwMode="auto">
+                    <a:xfrm>
+                      <a:off x="0" y="0"/>
+                      <a:ext cx="5943600" cy="2676525"/>
+                    </a:xfrm>
+                    <a:prstGeom prst="rect">
+                      <a:avLst/>
+                    </a:prstGeom>
+                    <a:noFill/>
+                    <a:ln>
+                      <a:noFill/>
+                    </a:ln>
+                  </pic:spPr>
+                </pic:pic>
+              </a:graphicData>
+            </a:graphic>
+          </wp:inline>
+        </w:drawing>
+      </w:r>
+    </w:p>
+    <w:p>
+      <w:pPr>
+        <w:pStyle w:val="NormalWeb"/>
+        <w:spacing w:before="0" w:beforeAutospacing="0" w:after="0" w:afterAutospacing="0"/>
+        <w:ind w:left="425"/>
+        <w:jc w:val="center"/>
+      </w:pPr>
+      <w:r>
+        <w:rPr>
+          <w:i/>
+          <w:iCs/>
+          <w:color w:val="000000"/>
+          <w:sz w:val="22"/>
+          <w:szCs w:val="22"/>
+        </w:rPr>
+        <w:t>Figure 1</w:t>
+      </w:r>
+      <w:r>
+        <w:rPr>
+          <w:i/>
+          <w:iCs/>
+          <w:color w:val="000000"/>
+          <w:sz w:val="22"/>
+          <w:szCs w:val="22"/>
+        </w:rPr>
+        <w:t>5</w:t>
+      </w:r>
+      <w:r>
+        <w:rPr>
+          <w:i/>
+          <w:iCs/>
+          <w:color w:val="000000"/>
+          <w:sz w:val="22"/>
+          <w:szCs w:val="22"/>
+        </w:rPr>
+        <w:t>: Admin panel</w:t>
       </w:r>
     </w:p>
     <w:p>
@@ -41580,7 +41727,6 @@
   <w:style w:type="character" w:default="1" w:styleId="DefaultParagraphFont">
     <w:name w:val="Default Paragraph Font"/>
     <w:uiPriority w:val="1"/>
-    <w:semiHidden/>
     <w:unhideWhenUsed/>
   </w:style>
   <w:style w:type="table" w:default="1" w:styleId="TableNormal">
@@ -42394,6 +42540,22 @@
       <w:u w:val="single"/>
     </w:rPr>
   </w:style>
+  <w:style w:type="paragraph" w:styleId="NormalWeb">
+    <w:name w:val="Normal (Web)"/>
+    <w:basedOn w:val="Normal"/>
+    <w:uiPriority w:val="99"/>
+    <w:unhideWhenUsed/>
+    <w:rsid w:val="00CA0859"/>
+    <w:pPr>
+      <w:widowControl/>
+      <w:spacing w:before="100" w:beforeAutospacing="1" w:after="100" w:afterAutospacing="1"/>
+    </w:pPr>
+    <w:rPr>
+      <w:sz w:val="24"/>
+      <w:szCs w:val="24"/>
+      <w:lang w:val="en-US"/>
+    </w:rPr>
+  </w:style>
 </w:styles>
 </file>
 
